--- a/TP-KB-252-Maksym Kantemirov-lpr.docx
+++ b/TP-KB-252-Maksym Kantemirov-lpr.docx
@@ -1501,6 +1501,2581 @@
           </wp:inline>
         </w:drawing>
       </w:r>
+    </w:p>
+    <w:p>
+      <w:pPr>
+        <w:rPr>
+          <w:rFonts w:hint="default"/>
+          <w:lang w:val="en-US"/>
+        </w:rPr>
+      </w:pPr>
+    </w:p>
+    <w:p>
+      <w:pPr>
+        <w:rPr>
+          <w:rFonts w:hint="default"/>
+          <w:lang w:val="en-US"/>
+        </w:rPr>
+      </w:pPr>
+    </w:p>
+    <w:p>
+      <w:pPr>
+        <w:rPr>
+          <w:rFonts w:hint="default"/>
+          <w:lang w:val="en-US"/>
+        </w:rPr>
+      </w:pPr>
+    </w:p>
+    <w:p>
+      <w:pPr>
+        <w:rPr>
+          <w:rFonts w:hint="default"/>
+          <w:lang w:val="en-US"/>
+        </w:rPr>
+      </w:pPr>
+    </w:p>
+    <w:p>
+      <w:pPr>
+        <w:rPr>
+          <w:rFonts w:hint="default"/>
+          <w:lang w:val="en-US"/>
+        </w:rPr>
+      </w:pPr>
+    </w:p>
+    <w:p>
+      <w:pPr>
+        <w:rPr>
+          <w:rFonts w:hint="default"/>
+          <w:lang w:val="en-US"/>
+        </w:rPr>
+      </w:pPr>
+    </w:p>
+    <w:p>
+      <w:pPr>
+        <w:rPr>
+          <w:rFonts w:hint="default"/>
+          <w:lang w:val="en-US"/>
+        </w:rPr>
+      </w:pPr>
+    </w:p>
+    <w:p>
+      <w:pPr>
+        <w:rPr>
+          <w:rFonts w:hint="default"/>
+          <w:lang w:val="en-US"/>
+        </w:rPr>
+      </w:pPr>
+    </w:p>
+    <w:p>
+      <w:pPr>
+        <w:rPr>
+          <w:rFonts w:hint="default"/>
+          <w:lang w:val="en-US"/>
+        </w:rPr>
+      </w:pPr>
+    </w:p>
+    <w:p>
+      <w:pPr>
+        <w:rPr>
+          <w:rFonts w:hint="default"/>
+          <w:lang w:val="en-US"/>
+        </w:rPr>
+      </w:pPr>
+    </w:p>
+    <w:p>
+      <w:pPr>
+        <w:rPr>
+          <w:rFonts w:hint="default"/>
+          <w:lang w:val="en-US"/>
+        </w:rPr>
+      </w:pPr>
+    </w:p>
+    <w:p>
+      <w:pPr>
+        <w:rPr>
+          <w:rFonts w:hint="default"/>
+          <w:lang w:val="en-US"/>
+        </w:rPr>
+      </w:pPr>
+    </w:p>
+    <w:p>
+      <w:pPr>
+        <w:rPr>
+          <w:rFonts w:hint="default"/>
+          <w:lang w:val="en-US"/>
+        </w:rPr>
+      </w:pPr>
+    </w:p>
+    <w:p>
+      <w:pPr>
+        <w:rPr>
+          <w:rFonts w:hint="default"/>
+          <w:lang w:val="en-US"/>
+        </w:rPr>
+      </w:pPr>
+    </w:p>
+    <w:p>
+      <w:pPr>
+        <w:jc w:val="right"/>
+        <w:rPr>
+          <w:rFonts w:hint="default"/>
+          <w:lang w:val="en-US"/>
+        </w:rPr>
+      </w:pPr>
+      <w:r>
+        <w:rPr>
+          <w:lang w:val="uk-UA"/>
+        </w:rPr>
+        <w:t>Звіт до Теми №</w:t>
+      </w:r>
+      <w:r>
+        <w:rPr>
+          <w:rFonts w:hint="default"/>
+          <w:lang w:val="en-US"/>
+        </w:rPr>
+        <w:t>2</w:t>
+      </w:r>
+    </w:p>
+    <w:p>
+      <w:pPr>
+        <w:jc w:val="right"/>
+        <w:rPr>
+          <w:lang w:val="uk-UA"/>
+        </w:rPr>
+      </w:pPr>
+      <w:r>
+        <w:rPr>
+          <w:lang w:val="uk-UA"/>
+        </w:rPr>
+        <w:t>Функції та змінні</w:t>
+      </w:r>
+    </w:p>
+    <w:p>
+      <w:pPr>
+        <w:rPr>
+          <w:lang w:val="uk-UA"/>
+        </w:rPr>
+      </w:pPr>
+      <w:r>
+        <w:rPr>
+          <w:lang w:val="uk-UA"/>
+        </w:rPr>
+        <w:t>Під час виконання практичного завдання до Теми №1 було надано варіанти рішення до наступних задач:</w:t>
+      </w:r>
+    </w:p>
+    <w:p>
+      <w:pPr>
+        <w:pStyle w:val="5"/>
+        <w:numPr>
+          <w:ilvl w:val="0"/>
+          <w:numId w:val="2"/>
+        </w:numPr>
+        <w:rPr>
+          <w:lang w:val="ru-RU"/>
+        </w:rPr>
+      </w:pPr>
+      <w:r>
+        <w:rPr>
+          <w:lang w:val="uk-UA"/>
+        </w:rPr>
+        <w:t>Написати функцію пошуку коренів квадратного рівняння використовуючи функцію розрахунку дискримінанту з попередньої теми та умовні переходи.</w:t>
+      </w:r>
+    </w:p>
+    <w:p>
+      <w:pPr>
+        <w:pStyle w:val="5"/>
+        <w:numPr>
+          <w:ilvl w:val="0"/>
+          <w:numId w:val="2"/>
+        </w:numPr>
+        <w:rPr>
+          <w:lang w:val="ru-RU"/>
+        </w:rPr>
+      </w:pPr>
+      <w:r>
+        <w:rPr>
+          <w:lang w:val="uk-UA"/>
+        </w:rPr>
+        <w:t xml:space="preserve">Написати програму калькулятор використовуючи </w:t>
+      </w:r>
+      <w:r>
+        <w:rPr>
+          <w:b/>
+          <w:bCs/>
+        </w:rPr>
+        <w:t>if</w:t>
+      </w:r>
+      <w:r>
+        <w:rPr>
+          <w:b/>
+          <w:bCs/>
+          <w:lang w:val="ru-RU"/>
+        </w:rPr>
+        <w:t xml:space="preserve"> </w:t>
+      </w:r>
+      <w:r>
+        <w:rPr>
+          <w:b/>
+          <w:bCs/>
+        </w:rPr>
+        <w:t>else</w:t>
+      </w:r>
+      <w:r>
+        <w:rPr>
+          <w:lang w:val="uk-UA"/>
+        </w:rPr>
+        <w:t xml:space="preserve"> конструкцію.</w:t>
+      </w:r>
+      <w:r>
+        <w:rPr>
+          <w:lang w:val="ru-RU"/>
+        </w:rPr>
+        <w:t xml:space="preserve"> </w:t>
+      </w:r>
+      <w:r>
+        <w:rPr>
+          <w:lang w:val="uk-UA"/>
+        </w:rPr>
+        <w:t>Кожна операція має бути виконана в окремій функції.</w:t>
+      </w:r>
+    </w:p>
+    <w:p>
+      <w:pPr>
+        <w:pStyle w:val="5"/>
+        <w:numPr>
+          <w:ilvl w:val="0"/>
+          <w:numId w:val="2"/>
+        </w:numPr>
+        <w:rPr>
+          <w:lang w:val="uk-UA"/>
+        </w:rPr>
+      </w:pPr>
+      <w:r>
+        <w:rPr>
+          <w:lang w:val="uk-UA"/>
+        </w:rPr>
+        <w:t xml:space="preserve">Написати програму калькулятор використовуючи </w:t>
+      </w:r>
+      <w:r>
+        <w:rPr>
+          <w:b/>
+          <w:bCs/>
+        </w:rPr>
+        <w:t>match</w:t>
+      </w:r>
+      <w:r>
+        <w:rPr>
+          <w:lang w:val="ru-RU"/>
+        </w:rPr>
+        <w:t xml:space="preserve"> </w:t>
+      </w:r>
+      <w:r>
+        <w:rPr>
+          <w:lang w:val="uk-UA"/>
+        </w:rPr>
+        <w:t>конструкцію. Кожна операція має бути виконана в окремій функції.</w:t>
+      </w:r>
+    </w:p>
+    <w:p>
+      <w:pPr>
+        <w:rPr>
+          <w:lang w:val="uk-UA"/>
+        </w:rPr>
+      </w:pPr>
+      <w:r>
+        <w:rPr>
+          <w:lang w:val="uk-UA"/>
+        </w:rPr>
+        <w:t>Хід виконання завдання:</w:t>
+      </w:r>
+    </w:p>
+    <w:p>
+      <w:pPr>
+        <w:rPr>
+          <w:lang w:val="uk-UA"/>
+        </w:rPr>
+      </w:pPr>
+    </w:p>
+    <w:p>
+      <w:pPr>
+        <w:rPr>
+          <w:lang w:val="uk-UA"/>
+        </w:rPr>
+      </w:pPr>
+      <w:r>
+        <w:rPr>
+          <w:lang w:val="uk-UA"/>
+        </w:rPr>
+        <w:t>Текст програми:</w:t>
+      </w:r>
+    </w:p>
+    <w:p>
+      <w:pPr>
+        <w:ind w:left="0" w:leftChars="0" w:firstLine="0" w:firstLineChars="0"/>
+        <w:rPr>
+          <w:rFonts w:hint="default"/>
+          <w:lang w:val="uk-UA"/>
+        </w:rPr>
+      </w:pPr>
+      <w:r>
+        <w:rPr>
+          <w:rFonts w:hint="default"/>
+          <w:lang w:val="uk-UA"/>
+        </w:rPr>
+        <w:t>Завдання 1</w:t>
+      </w:r>
+    </w:p>
+    <w:tbl>
+      <w:tblPr>
+        <w:tblStyle w:val="4"/>
+        <w:tblW w:w="0" w:type="auto"/>
+        <w:tblInd w:w="805" w:type="dxa"/>
+        <w:tblBorders>
+          <w:top w:val="single" w:color="auto" w:sz="4" w:space="0"/>
+          <w:left w:val="single" w:color="auto" w:sz="4" w:space="0"/>
+          <w:bottom w:val="single" w:color="auto" w:sz="4" w:space="0"/>
+          <w:right w:val="single" w:color="auto" w:sz="4" w:space="0"/>
+          <w:insideH w:val="single" w:color="auto" w:sz="4" w:space="0"/>
+          <w:insideV w:val="single" w:color="auto" w:sz="4" w:space="0"/>
+        </w:tblBorders>
+        <w:tblLayout w:type="autofit"/>
+        <w:tblCellMar>
+          <w:top w:w="0" w:type="dxa"/>
+          <w:left w:w="108" w:type="dxa"/>
+          <w:bottom w:w="0" w:type="dxa"/>
+          <w:right w:w="108" w:type="dxa"/>
+        </w:tblCellMar>
+      </w:tblPr>
+      <w:tblGrid>
+        <w:gridCol w:w="8545"/>
+      </w:tblGrid>
+      <w:tr>
+        <w:tc>
+          <w:tcPr>
+            <w:tcW w:w="8545" w:type="dxa"/>
+          </w:tcPr>
+          <w:p>
+            <w:pPr>
+              <w:spacing w:after="0"/>
+              <w:ind w:firstLine="0"/>
+              <w:rPr>
+                <w:rFonts w:hint="default" w:ascii="Courier New" w:hAnsi="Courier New" w:cs="Courier New"/>
+                <w:sz w:val="20"/>
+                <w:szCs w:val="20"/>
+                <w:lang w:val="uk-UA"/>
+              </w:rPr>
+            </w:pPr>
+            <w:r>
+              <w:rPr>
+                <w:rFonts w:hint="default" w:ascii="Courier New" w:hAnsi="Courier New" w:cs="Courier New"/>
+                <w:sz w:val="20"/>
+                <w:szCs w:val="20"/>
+                <w:lang w:val="uk-UA"/>
+              </w:rPr>
+              <w:t>def discriminant(a, b, c):</w:t>
+            </w:r>
+          </w:p>
+          <w:p>
+            <w:pPr>
+              <w:spacing w:after="0"/>
+              <w:ind w:firstLine="0"/>
+              <w:rPr>
+                <w:rFonts w:hint="default" w:ascii="Courier New" w:hAnsi="Courier New" w:cs="Courier New"/>
+                <w:sz w:val="20"/>
+                <w:szCs w:val="20"/>
+                <w:lang w:val="uk-UA"/>
+              </w:rPr>
+            </w:pPr>
+            <w:r>
+              <w:rPr>
+                <w:rFonts w:hint="default" w:ascii="Courier New" w:hAnsi="Courier New" w:cs="Courier New"/>
+                <w:sz w:val="20"/>
+                <w:szCs w:val="20"/>
+                <w:lang w:val="uk-UA"/>
+              </w:rPr>
+              <w:t xml:space="preserve">    return b ** 2 - 4 * a * c</w:t>
+            </w:r>
+          </w:p>
+          <w:p>
+            <w:pPr>
+              <w:spacing w:after="0"/>
+              <w:ind w:firstLine="0"/>
+              <w:rPr>
+                <w:rFonts w:hint="default" w:ascii="Courier New" w:hAnsi="Courier New" w:cs="Courier New"/>
+                <w:sz w:val="20"/>
+                <w:szCs w:val="20"/>
+                <w:lang w:val="uk-UA"/>
+              </w:rPr>
+            </w:pPr>
+          </w:p>
+          <w:p>
+            <w:pPr>
+              <w:spacing w:after="0"/>
+              <w:ind w:firstLine="0"/>
+              <w:rPr>
+                <w:rFonts w:hint="default" w:ascii="Courier New" w:hAnsi="Courier New" w:cs="Courier New"/>
+                <w:sz w:val="20"/>
+                <w:szCs w:val="20"/>
+                <w:lang w:val="uk-UA"/>
+              </w:rPr>
+            </w:pPr>
+          </w:p>
+          <w:p>
+            <w:pPr>
+              <w:spacing w:after="0"/>
+              <w:ind w:firstLine="0"/>
+              <w:rPr>
+                <w:rFonts w:hint="default" w:ascii="Courier New" w:hAnsi="Courier New" w:cs="Courier New"/>
+                <w:sz w:val="20"/>
+                <w:szCs w:val="20"/>
+                <w:lang w:val="uk-UA"/>
+              </w:rPr>
+            </w:pPr>
+            <w:r>
+              <w:rPr>
+                <w:rFonts w:hint="default" w:ascii="Courier New" w:hAnsi="Courier New" w:cs="Courier New"/>
+                <w:sz w:val="20"/>
+                <w:szCs w:val="20"/>
+                <w:lang w:val="uk-UA"/>
+              </w:rPr>
+              <w:t>def find_roots(a, b, c):</w:t>
+            </w:r>
+          </w:p>
+          <w:p>
+            <w:pPr>
+              <w:spacing w:after="0"/>
+              <w:ind w:firstLine="0"/>
+              <w:rPr>
+                <w:rFonts w:hint="default" w:ascii="Courier New" w:hAnsi="Courier New" w:cs="Courier New"/>
+                <w:sz w:val="20"/>
+                <w:szCs w:val="20"/>
+                <w:lang w:val="uk-UA"/>
+              </w:rPr>
+            </w:pPr>
+            <w:r>
+              <w:rPr>
+                <w:rFonts w:hint="default" w:ascii="Courier New" w:hAnsi="Courier New" w:cs="Courier New"/>
+                <w:sz w:val="20"/>
+                <w:szCs w:val="20"/>
+                <w:lang w:val="uk-UA"/>
+              </w:rPr>
+              <w:t xml:space="preserve">    if a == 0:</w:t>
+            </w:r>
+          </w:p>
+          <w:p>
+            <w:pPr>
+              <w:spacing w:after="0"/>
+              <w:ind w:firstLine="0"/>
+              <w:rPr>
+                <w:rFonts w:hint="default" w:ascii="Courier New" w:hAnsi="Courier New" w:cs="Courier New"/>
+                <w:sz w:val="20"/>
+                <w:szCs w:val="20"/>
+                <w:lang w:val="uk-UA"/>
+              </w:rPr>
+            </w:pPr>
+            <w:r>
+              <w:rPr>
+                <w:rFonts w:hint="default" w:ascii="Courier New" w:hAnsi="Courier New" w:cs="Courier New"/>
+                <w:sz w:val="20"/>
+                <w:szCs w:val="20"/>
+                <w:lang w:val="uk-UA"/>
+              </w:rPr>
+              <w:t xml:space="preserve">        print("Це не квадратне рівняння (a не може дорівнювати 0)")</w:t>
+            </w:r>
+          </w:p>
+          <w:p>
+            <w:pPr>
+              <w:spacing w:after="0"/>
+              <w:ind w:firstLine="0"/>
+              <w:rPr>
+                <w:rFonts w:hint="default" w:ascii="Courier New" w:hAnsi="Courier New" w:cs="Courier New"/>
+                <w:sz w:val="20"/>
+                <w:szCs w:val="20"/>
+                <w:lang w:val="uk-UA"/>
+              </w:rPr>
+            </w:pPr>
+            <w:r>
+              <w:rPr>
+                <w:rFonts w:hint="default" w:ascii="Courier New" w:hAnsi="Courier New" w:cs="Courier New"/>
+                <w:sz w:val="20"/>
+                <w:szCs w:val="20"/>
+                <w:lang w:val="uk-UA"/>
+              </w:rPr>
+              <w:t xml:space="preserve">        return</w:t>
+            </w:r>
+          </w:p>
+          <w:p>
+            <w:pPr>
+              <w:spacing w:after="0"/>
+              <w:ind w:firstLine="0"/>
+              <w:rPr>
+                <w:rFonts w:hint="default" w:ascii="Courier New" w:hAnsi="Courier New" w:cs="Courier New"/>
+                <w:sz w:val="20"/>
+                <w:szCs w:val="20"/>
+                <w:lang w:val="uk-UA"/>
+              </w:rPr>
+            </w:pPr>
+          </w:p>
+          <w:p>
+            <w:pPr>
+              <w:spacing w:after="0"/>
+              <w:ind w:firstLine="0"/>
+              <w:rPr>
+                <w:rFonts w:hint="default" w:ascii="Courier New" w:hAnsi="Courier New" w:cs="Courier New"/>
+                <w:sz w:val="20"/>
+                <w:szCs w:val="20"/>
+                <w:lang w:val="uk-UA"/>
+              </w:rPr>
+            </w:pPr>
+            <w:r>
+              <w:rPr>
+                <w:rFonts w:hint="default" w:ascii="Courier New" w:hAnsi="Courier New" w:cs="Courier New"/>
+                <w:sz w:val="20"/>
+                <w:szCs w:val="20"/>
+                <w:lang w:val="uk-UA"/>
+              </w:rPr>
+              <w:t xml:space="preserve">    d = discriminant(a, b, c)</w:t>
+            </w:r>
+          </w:p>
+          <w:p>
+            <w:pPr>
+              <w:spacing w:after="0"/>
+              <w:ind w:firstLine="0"/>
+              <w:rPr>
+                <w:rFonts w:hint="default" w:ascii="Courier New" w:hAnsi="Courier New" w:cs="Courier New"/>
+                <w:sz w:val="20"/>
+                <w:szCs w:val="20"/>
+                <w:lang w:val="uk-UA"/>
+              </w:rPr>
+            </w:pPr>
+          </w:p>
+          <w:p>
+            <w:pPr>
+              <w:spacing w:after="0"/>
+              <w:ind w:firstLine="0"/>
+              <w:rPr>
+                <w:rFonts w:hint="default" w:ascii="Courier New" w:hAnsi="Courier New" w:cs="Courier New"/>
+                <w:sz w:val="20"/>
+                <w:szCs w:val="20"/>
+                <w:lang w:val="uk-UA"/>
+              </w:rPr>
+            </w:pPr>
+            <w:r>
+              <w:rPr>
+                <w:rFonts w:hint="default" w:ascii="Courier New" w:hAnsi="Courier New" w:cs="Courier New"/>
+                <w:sz w:val="20"/>
+                <w:szCs w:val="20"/>
+                <w:lang w:val="uk-UA"/>
+              </w:rPr>
+              <w:t xml:space="preserve">    if d &gt; 0:</w:t>
+            </w:r>
+          </w:p>
+          <w:p>
+            <w:pPr>
+              <w:spacing w:after="0"/>
+              <w:ind w:firstLine="0"/>
+              <w:rPr>
+                <w:rFonts w:hint="default" w:ascii="Courier New" w:hAnsi="Courier New" w:cs="Courier New"/>
+                <w:sz w:val="20"/>
+                <w:szCs w:val="20"/>
+                <w:lang w:val="uk-UA"/>
+              </w:rPr>
+            </w:pPr>
+            <w:r>
+              <w:rPr>
+                <w:rFonts w:hint="default" w:ascii="Courier New" w:hAnsi="Courier New" w:cs="Courier New"/>
+                <w:sz w:val="20"/>
+                <w:szCs w:val="20"/>
+                <w:lang w:val="uk-UA"/>
+              </w:rPr>
+              <w:t xml:space="preserve">        x1 = (-b + d ** 0.5) / (2 * a)</w:t>
+            </w:r>
+          </w:p>
+          <w:p>
+            <w:pPr>
+              <w:spacing w:after="0"/>
+              <w:ind w:firstLine="0"/>
+              <w:rPr>
+                <w:rFonts w:hint="default" w:ascii="Courier New" w:hAnsi="Courier New" w:cs="Courier New"/>
+                <w:sz w:val="20"/>
+                <w:szCs w:val="20"/>
+                <w:lang w:val="uk-UA"/>
+              </w:rPr>
+            </w:pPr>
+            <w:r>
+              <w:rPr>
+                <w:rFonts w:hint="default" w:ascii="Courier New" w:hAnsi="Courier New" w:cs="Courier New"/>
+                <w:sz w:val="20"/>
+                <w:szCs w:val="20"/>
+                <w:lang w:val="uk-UA"/>
+              </w:rPr>
+              <w:t xml:space="preserve">        x2 = (-b - d ** 0.5) / (2 * a)</w:t>
+            </w:r>
+          </w:p>
+          <w:p>
+            <w:pPr>
+              <w:spacing w:after="0"/>
+              <w:ind w:firstLine="0"/>
+              <w:rPr>
+                <w:rFonts w:hint="default" w:ascii="Courier New" w:hAnsi="Courier New" w:cs="Courier New"/>
+                <w:sz w:val="20"/>
+                <w:szCs w:val="20"/>
+                <w:lang w:val="uk-UA"/>
+              </w:rPr>
+            </w:pPr>
+            <w:r>
+              <w:rPr>
+                <w:rFonts w:hint="default" w:ascii="Courier New" w:hAnsi="Courier New" w:cs="Courier New"/>
+                <w:sz w:val="20"/>
+                <w:szCs w:val="20"/>
+                <w:lang w:val="uk-UA"/>
+              </w:rPr>
+              <w:t xml:space="preserve">        print(f"Два корені: x1 = {x1}, x2 = {x2}")</w:t>
+            </w:r>
+          </w:p>
+          <w:p>
+            <w:pPr>
+              <w:spacing w:after="0"/>
+              <w:ind w:firstLine="0"/>
+              <w:rPr>
+                <w:rFonts w:hint="default" w:ascii="Courier New" w:hAnsi="Courier New" w:cs="Courier New"/>
+                <w:sz w:val="20"/>
+                <w:szCs w:val="20"/>
+                <w:lang w:val="uk-UA"/>
+              </w:rPr>
+            </w:pPr>
+            <w:r>
+              <w:rPr>
+                <w:rFonts w:hint="default" w:ascii="Courier New" w:hAnsi="Courier New" w:cs="Courier New"/>
+                <w:sz w:val="20"/>
+                <w:szCs w:val="20"/>
+                <w:lang w:val="uk-UA"/>
+              </w:rPr>
+              <w:t xml:space="preserve">    elif d == 0:</w:t>
+            </w:r>
+          </w:p>
+          <w:p>
+            <w:pPr>
+              <w:spacing w:after="0"/>
+              <w:ind w:firstLine="0"/>
+              <w:rPr>
+                <w:rFonts w:hint="default" w:ascii="Courier New" w:hAnsi="Courier New" w:cs="Courier New"/>
+                <w:sz w:val="20"/>
+                <w:szCs w:val="20"/>
+                <w:lang w:val="uk-UA"/>
+              </w:rPr>
+            </w:pPr>
+            <w:r>
+              <w:rPr>
+                <w:rFonts w:hint="default" w:ascii="Courier New" w:hAnsi="Courier New" w:cs="Courier New"/>
+                <w:sz w:val="20"/>
+                <w:szCs w:val="20"/>
+                <w:lang w:val="uk-UA"/>
+              </w:rPr>
+              <w:t xml:space="preserve">        x = -b / (2 * a)</w:t>
+            </w:r>
+          </w:p>
+          <w:p>
+            <w:pPr>
+              <w:spacing w:after="0"/>
+              <w:ind w:firstLine="0"/>
+              <w:rPr>
+                <w:rFonts w:hint="default" w:ascii="Courier New" w:hAnsi="Courier New" w:cs="Courier New"/>
+                <w:sz w:val="20"/>
+                <w:szCs w:val="20"/>
+                <w:lang w:val="uk-UA"/>
+              </w:rPr>
+            </w:pPr>
+            <w:r>
+              <w:rPr>
+                <w:rFonts w:hint="default" w:ascii="Courier New" w:hAnsi="Courier New" w:cs="Courier New"/>
+                <w:sz w:val="20"/>
+                <w:szCs w:val="20"/>
+                <w:lang w:val="uk-UA"/>
+              </w:rPr>
+              <w:t xml:space="preserve">        print(f"Один корінь: x = {x}")</w:t>
+            </w:r>
+          </w:p>
+          <w:p>
+            <w:pPr>
+              <w:spacing w:after="0"/>
+              <w:ind w:firstLine="0"/>
+              <w:rPr>
+                <w:rFonts w:hint="default" w:ascii="Courier New" w:hAnsi="Courier New" w:cs="Courier New"/>
+                <w:sz w:val="20"/>
+                <w:szCs w:val="20"/>
+                <w:lang w:val="uk-UA"/>
+              </w:rPr>
+            </w:pPr>
+            <w:r>
+              <w:rPr>
+                <w:rFonts w:hint="default" w:ascii="Courier New" w:hAnsi="Courier New" w:cs="Courier New"/>
+                <w:sz w:val="20"/>
+                <w:szCs w:val="20"/>
+                <w:lang w:val="uk-UA"/>
+              </w:rPr>
+              <w:t xml:space="preserve">    else:</w:t>
+            </w:r>
+          </w:p>
+          <w:p>
+            <w:pPr>
+              <w:spacing w:after="0"/>
+              <w:ind w:firstLine="0"/>
+              <w:rPr>
+                <w:rFonts w:hint="default" w:ascii="Courier New" w:hAnsi="Courier New" w:cs="Courier New"/>
+                <w:sz w:val="20"/>
+                <w:szCs w:val="20"/>
+                <w:lang w:val="uk-UA"/>
+              </w:rPr>
+            </w:pPr>
+            <w:r>
+              <w:rPr>
+                <w:rFonts w:hint="default" w:ascii="Courier New" w:hAnsi="Courier New" w:cs="Courier New"/>
+                <w:sz w:val="20"/>
+                <w:szCs w:val="20"/>
+                <w:lang w:val="uk-UA"/>
+              </w:rPr>
+              <w:t xml:space="preserve">        print("Дійсних коренів немає (дискримінант від'ємний)")</w:t>
+            </w:r>
+          </w:p>
+          <w:p>
+            <w:pPr>
+              <w:spacing w:after="0"/>
+              <w:ind w:firstLine="0"/>
+              <w:rPr>
+                <w:rFonts w:hint="default" w:ascii="Courier New" w:hAnsi="Courier New" w:cs="Courier New"/>
+                <w:sz w:val="20"/>
+                <w:szCs w:val="20"/>
+                <w:lang w:val="uk-UA"/>
+              </w:rPr>
+            </w:pPr>
+          </w:p>
+          <w:p>
+            <w:pPr>
+              <w:spacing w:after="0"/>
+              <w:ind w:firstLine="0"/>
+              <w:rPr>
+                <w:rFonts w:hint="default" w:ascii="Courier New" w:hAnsi="Courier New" w:cs="Courier New"/>
+                <w:sz w:val="20"/>
+                <w:szCs w:val="20"/>
+                <w:lang w:val="uk-UA"/>
+              </w:rPr>
+            </w:pPr>
+          </w:p>
+          <w:p>
+            <w:pPr>
+              <w:spacing w:after="0"/>
+              <w:ind w:firstLine="0"/>
+              <w:rPr>
+                <w:rFonts w:hint="default" w:ascii="Courier New" w:hAnsi="Courier New" w:cs="Courier New"/>
+                <w:sz w:val="20"/>
+                <w:szCs w:val="20"/>
+                <w:lang w:val="uk-UA"/>
+              </w:rPr>
+            </w:pPr>
+            <w:r>
+              <w:rPr>
+                <w:rFonts w:hint="default" w:ascii="Courier New" w:hAnsi="Courier New" w:cs="Courier New"/>
+                <w:sz w:val="20"/>
+                <w:szCs w:val="20"/>
+                <w:lang w:val="uk-UA"/>
+              </w:rPr>
+              <w:t>find_roots(1, -3, 2)</w:t>
+            </w:r>
+          </w:p>
+          <w:p>
+            <w:pPr>
+              <w:spacing w:after="0"/>
+              <w:ind w:firstLine="0"/>
+              <w:rPr>
+                <w:rFonts w:hint="default" w:ascii="Courier New" w:hAnsi="Courier New" w:cs="Courier New"/>
+                <w:sz w:val="20"/>
+                <w:szCs w:val="20"/>
+                <w:lang w:val="uk-UA"/>
+              </w:rPr>
+            </w:pPr>
+            <w:r>
+              <w:rPr>
+                <w:rFonts w:hint="default" w:ascii="Courier New" w:hAnsi="Courier New" w:cs="Courier New"/>
+                <w:sz w:val="20"/>
+                <w:szCs w:val="20"/>
+                <w:lang w:val="uk-UA"/>
+              </w:rPr>
+              <w:t>find_roots(1, 2, 1)</w:t>
+            </w:r>
+          </w:p>
+          <w:p>
+            <w:pPr>
+              <w:spacing w:after="0"/>
+              <w:ind w:firstLine="0"/>
+              <w:rPr>
+                <w:rFonts w:ascii="Courier New" w:hAnsi="Courier New" w:cs="Courier New"/>
+                <w:sz w:val="20"/>
+                <w:szCs w:val="20"/>
+                <w:lang w:val="uk-UA"/>
+              </w:rPr>
+            </w:pPr>
+            <w:r>
+              <w:rPr>
+                <w:rFonts w:hint="default" w:ascii="Courier New" w:hAnsi="Courier New" w:cs="Courier New"/>
+                <w:sz w:val="20"/>
+                <w:szCs w:val="20"/>
+                <w:lang w:val="uk-UA"/>
+              </w:rPr>
+              <w:t>find_roots(1, 0, 1)</w:t>
+            </w:r>
+          </w:p>
+        </w:tc>
+      </w:tr>
+    </w:tbl>
+    <w:p>
+      <w:pPr>
+        <w:rPr>
+          <w:lang w:val="uk-UA"/>
+        </w:rPr>
+      </w:pPr>
+    </w:p>
+    <w:p>
+      <w:pPr>
+        <w:rPr>
+          <w:rFonts w:hint="default"/>
+          <w:lang w:val="uk-UA"/>
+        </w:rPr>
+      </w:pPr>
+      <w:r>
+        <w:rPr>
+          <w:rFonts w:hint="default"/>
+          <w:lang w:val="uk-UA"/>
+        </w:rPr>
+        <w:t>Завдання 2</w:t>
+      </w:r>
+    </w:p>
+    <w:tbl>
+      <w:tblPr>
+        <w:tblStyle w:val="4"/>
+        <w:tblW w:w="0" w:type="auto"/>
+        <w:tblInd w:w="805" w:type="dxa"/>
+        <w:tblBorders>
+          <w:top w:val="single" w:color="auto" w:sz="4" w:space="0"/>
+          <w:left w:val="single" w:color="auto" w:sz="4" w:space="0"/>
+          <w:bottom w:val="single" w:color="auto" w:sz="4" w:space="0"/>
+          <w:right w:val="single" w:color="auto" w:sz="4" w:space="0"/>
+          <w:insideH w:val="single" w:color="auto" w:sz="4" w:space="0"/>
+          <w:insideV w:val="single" w:color="auto" w:sz="4" w:space="0"/>
+        </w:tblBorders>
+        <w:tblLayout w:type="autofit"/>
+        <w:tblCellMar>
+          <w:top w:w="0" w:type="dxa"/>
+          <w:left w:w="108" w:type="dxa"/>
+          <w:bottom w:w="0" w:type="dxa"/>
+          <w:right w:w="108" w:type="dxa"/>
+        </w:tblCellMar>
+      </w:tblPr>
+      <w:tblGrid>
+        <w:gridCol w:w="8545"/>
+      </w:tblGrid>
+      <w:tr>
+        <w:tc>
+          <w:tcPr>
+            <w:tcW w:w="8545" w:type="dxa"/>
+          </w:tcPr>
+          <w:p>
+            <w:pPr>
+              <w:spacing w:after="0"/>
+              <w:ind w:firstLine="0"/>
+              <w:rPr>
+                <w:rFonts w:hint="default" w:ascii="Courier New" w:hAnsi="Courier New" w:cs="Courier New"/>
+                <w:sz w:val="20"/>
+                <w:szCs w:val="20"/>
+                <w:lang w:val="uk-UA"/>
+              </w:rPr>
+            </w:pPr>
+            <w:r>
+              <w:rPr>
+                <w:rFonts w:hint="default" w:ascii="Courier New" w:hAnsi="Courier New" w:cs="Courier New"/>
+                <w:sz w:val="20"/>
+                <w:szCs w:val="20"/>
+                <w:lang w:val="uk-UA"/>
+              </w:rPr>
+              <w:t>def add(a, b):</w:t>
+            </w:r>
+          </w:p>
+          <w:p>
+            <w:pPr>
+              <w:spacing w:after="0"/>
+              <w:ind w:firstLine="0"/>
+              <w:rPr>
+                <w:rFonts w:hint="default" w:ascii="Courier New" w:hAnsi="Courier New" w:cs="Courier New"/>
+                <w:sz w:val="20"/>
+                <w:szCs w:val="20"/>
+                <w:lang w:val="uk-UA"/>
+              </w:rPr>
+            </w:pPr>
+            <w:r>
+              <w:rPr>
+                <w:rFonts w:hint="default" w:ascii="Courier New" w:hAnsi="Courier New" w:cs="Courier New"/>
+                <w:sz w:val="20"/>
+                <w:szCs w:val="20"/>
+                <w:lang w:val="uk-UA"/>
+              </w:rPr>
+              <w:t xml:space="preserve">    return a + b</w:t>
+            </w:r>
+          </w:p>
+          <w:p>
+            <w:pPr>
+              <w:spacing w:after="0"/>
+              <w:ind w:firstLine="0"/>
+              <w:rPr>
+                <w:rFonts w:hint="default" w:ascii="Courier New" w:hAnsi="Courier New" w:cs="Courier New"/>
+                <w:sz w:val="20"/>
+                <w:szCs w:val="20"/>
+                <w:lang w:val="uk-UA"/>
+              </w:rPr>
+            </w:pPr>
+          </w:p>
+          <w:p>
+            <w:pPr>
+              <w:spacing w:after="0"/>
+              <w:ind w:firstLine="0"/>
+              <w:rPr>
+                <w:rFonts w:hint="default" w:ascii="Courier New" w:hAnsi="Courier New" w:cs="Courier New"/>
+                <w:sz w:val="20"/>
+                <w:szCs w:val="20"/>
+                <w:lang w:val="uk-UA"/>
+              </w:rPr>
+            </w:pPr>
+          </w:p>
+          <w:p>
+            <w:pPr>
+              <w:spacing w:after="0"/>
+              <w:ind w:firstLine="0"/>
+              <w:rPr>
+                <w:rFonts w:hint="default" w:ascii="Courier New" w:hAnsi="Courier New" w:cs="Courier New"/>
+                <w:sz w:val="20"/>
+                <w:szCs w:val="20"/>
+                <w:lang w:val="uk-UA"/>
+              </w:rPr>
+            </w:pPr>
+            <w:r>
+              <w:rPr>
+                <w:rFonts w:hint="default" w:ascii="Courier New" w:hAnsi="Courier New" w:cs="Courier New"/>
+                <w:sz w:val="20"/>
+                <w:szCs w:val="20"/>
+                <w:lang w:val="uk-UA"/>
+              </w:rPr>
+              <w:t>def subtract(a, b):</w:t>
+            </w:r>
+          </w:p>
+          <w:p>
+            <w:pPr>
+              <w:spacing w:after="0"/>
+              <w:ind w:firstLine="0"/>
+              <w:rPr>
+                <w:rFonts w:hint="default" w:ascii="Courier New" w:hAnsi="Courier New" w:cs="Courier New"/>
+                <w:sz w:val="20"/>
+                <w:szCs w:val="20"/>
+                <w:lang w:val="uk-UA"/>
+              </w:rPr>
+            </w:pPr>
+            <w:r>
+              <w:rPr>
+                <w:rFonts w:hint="default" w:ascii="Courier New" w:hAnsi="Courier New" w:cs="Courier New"/>
+                <w:sz w:val="20"/>
+                <w:szCs w:val="20"/>
+                <w:lang w:val="uk-UA"/>
+              </w:rPr>
+              <w:t xml:space="preserve">    return a - b</w:t>
+            </w:r>
+          </w:p>
+          <w:p>
+            <w:pPr>
+              <w:spacing w:after="0"/>
+              <w:ind w:firstLine="0"/>
+              <w:rPr>
+                <w:rFonts w:hint="default" w:ascii="Courier New" w:hAnsi="Courier New" w:cs="Courier New"/>
+                <w:sz w:val="20"/>
+                <w:szCs w:val="20"/>
+                <w:lang w:val="uk-UA"/>
+              </w:rPr>
+            </w:pPr>
+          </w:p>
+          <w:p>
+            <w:pPr>
+              <w:spacing w:after="0"/>
+              <w:ind w:firstLine="0"/>
+              <w:rPr>
+                <w:rFonts w:hint="default" w:ascii="Courier New" w:hAnsi="Courier New" w:cs="Courier New"/>
+                <w:sz w:val="20"/>
+                <w:szCs w:val="20"/>
+                <w:lang w:val="uk-UA"/>
+              </w:rPr>
+            </w:pPr>
+          </w:p>
+          <w:p>
+            <w:pPr>
+              <w:spacing w:after="0"/>
+              <w:ind w:firstLine="0"/>
+              <w:rPr>
+                <w:rFonts w:hint="default" w:ascii="Courier New" w:hAnsi="Courier New" w:cs="Courier New"/>
+                <w:sz w:val="20"/>
+                <w:szCs w:val="20"/>
+                <w:lang w:val="uk-UA"/>
+              </w:rPr>
+            </w:pPr>
+            <w:r>
+              <w:rPr>
+                <w:rFonts w:hint="default" w:ascii="Courier New" w:hAnsi="Courier New" w:cs="Courier New"/>
+                <w:sz w:val="20"/>
+                <w:szCs w:val="20"/>
+                <w:lang w:val="uk-UA"/>
+              </w:rPr>
+              <w:t>def multiply(a, b):</w:t>
+            </w:r>
+          </w:p>
+          <w:p>
+            <w:pPr>
+              <w:spacing w:after="0"/>
+              <w:ind w:firstLine="0"/>
+              <w:rPr>
+                <w:rFonts w:hint="default" w:ascii="Courier New" w:hAnsi="Courier New" w:cs="Courier New"/>
+                <w:sz w:val="20"/>
+                <w:szCs w:val="20"/>
+                <w:lang w:val="uk-UA"/>
+              </w:rPr>
+            </w:pPr>
+            <w:r>
+              <w:rPr>
+                <w:rFonts w:hint="default" w:ascii="Courier New" w:hAnsi="Courier New" w:cs="Courier New"/>
+                <w:sz w:val="20"/>
+                <w:szCs w:val="20"/>
+                <w:lang w:val="uk-UA"/>
+              </w:rPr>
+              <w:t xml:space="preserve">    return a * b</w:t>
+            </w:r>
+          </w:p>
+          <w:p>
+            <w:pPr>
+              <w:spacing w:after="0"/>
+              <w:ind w:firstLine="0"/>
+              <w:rPr>
+                <w:rFonts w:hint="default" w:ascii="Courier New" w:hAnsi="Courier New" w:cs="Courier New"/>
+                <w:sz w:val="20"/>
+                <w:szCs w:val="20"/>
+                <w:lang w:val="uk-UA"/>
+              </w:rPr>
+            </w:pPr>
+          </w:p>
+          <w:p>
+            <w:pPr>
+              <w:spacing w:after="0"/>
+              <w:ind w:firstLine="0"/>
+              <w:rPr>
+                <w:rFonts w:hint="default" w:ascii="Courier New" w:hAnsi="Courier New" w:cs="Courier New"/>
+                <w:sz w:val="20"/>
+                <w:szCs w:val="20"/>
+                <w:lang w:val="uk-UA"/>
+              </w:rPr>
+            </w:pPr>
+          </w:p>
+          <w:p>
+            <w:pPr>
+              <w:spacing w:after="0"/>
+              <w:ind w:firstLine="0"/>
+              <w:rPr>
+                <w:rFonts w:hint="default" w:ascii="Courier New" w:hAnsi="Courier New" w:cs="Courier New"/>
+                <w:sz w:val="20"/>
+                <w:szCs w:val="20"/>
+                <w:lang w:val="uk-UA"/>
+              </w:rPr>
+            </w:pPr>
+            <w:r>
+              <w:rPr>
+                <w:rFonts w:hint="default" w:ascii="Courier New" w:hAnsi="Courier New" w:cs="Courier New"/>
+                <w:sz w:val="20"/>
+                <w:szCs w:val="20"/>
+                <w:lang w:val="uk-UA"/>
+              </w:rPr>
+              <w:t>def divide(a, b):</w:t>
+            </w:r>
+          </w:p>
+          <w:p>
+            <w:pPr>
+              <w:spacing w:after="0"/>
+              <w:ind w:firstLine="0"/>
+              <w:rPr>
+                <w:rFonts w:hint="default" w:ascii="Courier New" w:hAnsi="Courier New" w:cs="Courier New"/>
+                <w:sz w:val="20"/>
+                <w:szCs w:val="20"/>
+                <w:lang w:val="uk-UA"/>
+              </w:rPr>
+            </w:pPr>
+            <w:r>
+              <w:rPr>
+                <w:rFonts w:hint="default" w:ascii="Courier New" w:hAnsi="Courier New" w:cs="Courier New"/>
+                <w:sz w:val="20"/>
+                <w:szCs w:val="20"/>
+                <w:lang w:val="uk-UA"/>
+              </w:rPr>
+              <w:t xml:space="preserve">    if b == 0:</w:t>
+            </w:r>
+          </w:p>
+          <w:p>
+            <w:pPr>
+              <w:spacing w:after="0"/>
+              <w:ind w:firstLine="0"/>
+              <w:rPr>
+                <w:rFonts w:hint="default" w:ascii="Courier New" w:hAnsi="Courier New" w:cs="Courier New"/>
+                <w:sz w:val="20"/>
+                <w:szCs w:val="20"/>
+                <w:lang w:val="uk-UA"/>
+              </w:rPr>
+            </w:pPr>
+            <w:r>
+              <w:rPr>
+                <w:rFonts w:hint="default" w:ascii="Courier New" w:hAnsi="Courier New" w:cs="Courier New"/>
+                <w:sz w:val="20"/>
+                <w:szCs w:val="20"/>
+                <w:lang w:val="uk-UA"/>
+              </w:rPr>
+              <w:t xml:space="preserve">        print("Помилка: ділення на нуль!")</w:t>
+            </w:r>
+          </w:p>
+          <w:p>
+            <w:pPr>
+              <w:spacing w:after="0"/>
+              <w:ind w:firstLine="0"/>
+              <w:rPr>
+                <w:rFonts w:hint="default" w:ascii="Courier New" w:hAnsi="Courier New" w:cs="Courier New"/>
+                <w:sz w:val="20"/>
+                <w:szCs w:val="20"/>
+                <w:lang w:val="uk-UA"/>
+              </w:rPr>
+            </w:pPr>
+            <w:r>
+              <w:rPr>
+                <w:rFonts w:hint="default" w:ascii="Courier New" w:hAnsi="Courier New" w:cs="Courier New"/>
+                <w:sz w:val="20"/>
+                <w:szCs w:val="20"/>
+                <w:lang w:val="uk-UA"/>
+              </w:rPr>
+              <w:t xml:space="preserve">        return None</w:t>
+            </w:r>
+          </w:p>
+          <w:p>
+            <w:pPr>
+              <w:spacing w:after="0"/>
+              <w:ind w:firstLine="0"/>
+              <w:rPr>
+                <w:rFonts w:hint="default" w:ascii="Courier New" w:hAnsi="Courier New" w:cs="Courier New"/>
+                <w:sz w:val="20"/>
+                <w:szCs w:val="20"/>
+                <w:lang w:val="uk-UA"/>
+              </w:rPr>
+            </w:pPr>
+            <w:r>
+              <w:rPr>
+                <w:rFonts w:hint="default" w:ascii="Courier New" w:hAnsi="Courier New" w:cs="Courier New"/>
+                <w:sz w:val="20"/>
+                <w:szCs w:val="20"/>
+                <w:lang w:val="uk-UA"/>
+              </w:rPr>
+              <w:t xml:space="preserve">    return a / b</w:t>
+            </w:r>
+          </w:p>
+          <w:p>
+            <w:pPr>
+              <w:spacing w:after="0"/>
+              <w:ind w:firstLine="0"/>
+              <w:rPr>
+                <w:rFonts w:hint="default" w:ascii="Courier New" w:hAnsi="Courier New" w:cs="Courier New"/>
+                <w:sz w:val="20"/>
+                <w:szCs w:val="20"/>
+                <w:lang w:val="uk-UA"/>
+              </w:rPr>
+            </w:pPr>
+          </w:p>
+          <w:p>
+            <w:pPr>
+              <w:spacing w:after="0"/>
+              <w:ind w:firstLine="0"/>
+              <w:rPr>
+                <w:rFonts w:hint="default" w:ascii="Courier New" w:hAnsi="Courier New" w:cs="Courier New"/>
+                <w:sz w:val="20"/>
+                <w:szCs w:val="20"/>
+                <w:lang w:val="uk-UA"/>
+              </w:rPr>
+            </w:pPr>
+          </w:p>
+          <w:p>
+            <w:pPr>
+              <w:spacing w:after="0"/>
+              <w:ind w:firstLine="0"/>
+              <w:rPr>
+                <w:rFonts w:hint="default" w:ascii="Courier New" w:hAnsi="Courier New" w:cs="Courier New"/>
+                <w:sz w:val="20"/>
+                <w:szCs w:val="20"/>
+                <w:lang w:val="uk-UA"/>
+              </w:rPr>
+            </w:pPr>
+            <w:r>
+              <w:rPr>
+                <w:rFonts w:hint="default" w:ascii="Courier New" w:hAnsi="Courier New" w:cs="Courier New"/>
+                <w:sz w:val="20"/>
+                <w:szCs w:val="20"/>
+                <w:lang w:val="uk-UA"/>
+              </w:rPr>
+              <w:t>def calculator_if_else():</w:t>
+            </w:r>
+          </w:p>
+          <w:p>
+            <w:pPr>
+              <w:spacing w:after="0"/>
+              <w:ind w:firstLine="0"/>
+              <w:rPr>
+                <w:rFonts w:hint="default" w:ascii="Courier New" w:hAnsi="Courier New" w:cs="Courier New"/>
+                <w:sz w:val="20"/>
+                <w:szCs w:val="20"/>
+                <w:lang w:val="uk-UA"/>
+              </w:rPr>
+            </w:pPr>
+            <w:r>
+              <w:rPr>
+                <w:rFonts w:hint="default" w:ascii="Courier New" w:hAnsi="Courier New" w:cs="Courier New"/>
+                <w:sz w:val="20"/>
+                <w:szCs w:val="20"/>
+                <w:lang w:val="uk-UA"/>
+              </w:rPr>
+              <w:t xml:space="preserve">    a = float(input("Введіть перше число: "))</w:t>
+            </w:r>
+          </w:p>
+          <w:p>
+            <w:pPr>
+              <w:spacing w:after="0"/>
+              <w:ind w:firstLine="0"/>
+              <w:rPr>
+                <w:rFonts w:hint="default" w:ascii="Courier New" w:hAnsi="Courier New" w:cs="Courier New"/>
+                <w:sz w:val="20"/>
+                <w:szCs w:val="20"/>
+                <w:lang w:val="uk-UA"/>
+              </w:rPr>
+            </w:pPr>
+            <w:r>
+              <w:rPr>
+                <w:rFonts w:hint="default" w:ascii="Courier New" w:hAnsi="Courier New" w:cs="Courier New"/>
+                <w:sz w:val="20"/>
+                <w:szCs w:val="20"/>
+                <w:lang w:val="uk-UA"/>
+              </w:rPr>
+              <w:t xml:space="preserve">    op = input("Введіть операцію (+, -, *, /): ")</w:t>
+            </w:r>
+          </w:p>
+          <w:p>
+            <w:pPr>
+              <w:spacing w:after="0"/>
+              <w:ind w:firstLine="0"/>
+              <w:rPr>
+                <w:rFonts w:hint="default" w:ascii="Courier New" w:hAnsi="Courier New" w:cs="Courier New"/>
+                <w:sz w:val="20"/>
+                <w:szCs w:val="20"/>
+                <w:lang w:val="uk-UA"/>
+              </w:rPr>
+            </w:pPr>
+            <w:r>
+              <w:rPr>
+                <w:rFonts w:hint="default" w:ascii="Courier New" w:hAnsi="Courier New" w:cs="Courier New"/>
+                <w:sz w:val="20"/>
+                <w:szCs w:val="20"/>
+                <w:lang w:val="uk-UA"/>
+              </w:rPr>
+              <w:t xml:space="preserve">    b = float(input("Введіть друге число: "))</w:t>
+            </w:r>
+          </w:p>
+          <w:p>
+            <w:pPr>
+              <w:spacing w:after="0"/>
+              <w:ind w:firstLine="0"/>
+              <w:rPr>
+                <w:rFonts w:hint="default" w:ascii="Courier New" w:hAnsi="Courier New" w:cs="Courier New"/>
+                <w:sz w:val="20"/>
+                <w:szCs w:val="20"/>
+                <w:lang w:val="uk-UA"/>
+              </w:rPr>
+            </w:pPr>
+          </w:p>
+          <w:p>
+            <w:pPr>
+              <w:spacing w:after="0"/>
+              <w:ind w:firstLine="0"/>
+              <w:rPr>
+                <w:rFonts w:hint="default" w:ascii="Courier New" w:hAnsi="Courier New" w:cs="Courier New"/>
+                <w:sz w:val="20"/>
+                <w:szCs w:val="20"/>
+                <w:lang w:val="uk-UA"/>
+              </w:rPr>
+            </w:pPr>
+            <w:r>
+              <w:rPr>
+                <w:rFonts w:hint="default" w:ascii="Courier New" w:hAnsi="Courier New" w:cs="Courier New"/>
+                <w:sz w:val="20"/>
+                <w:szCs w:val="20"/>
+                <w:lang w:val="uk-UA"/>
+              </w:rPr>
+              <w:t xml:space="preserve">    if op == "+":</w:t>
+            </w:r>
+          </w:p>
+          <w:p>
+            <w:pPr>
+              <w:spacing w:after="0"/>
+              <w:ind w:firstLine="0"/>
+              <w:rPr>
+                <w:rFonts w:hint="default" w:ascii="Courier New" w:hAnsi="Courier New" w:cs="Courier New"/>
+                <w:sz w:val="20"/>
+                <w:szCs w:val="20"/>
+                <w:lang w:val="uk-UA"/>
+              </w:rPr>
+            </w:pPr>
+            <w:r>
+              <w:rPr>
+                <w:rFonts w:hint="default" w:ascii="Courier New" w:hAnsi="Courier New" w:cs="Courier New"/>
+                <w:sz w:val="20"/>
+                <w:szCs w:val="20"/>
+                <w:lang w:val="uk-UA"/>
+              </w:rPr>
+              <w:t xml:space="preserve">        result = add(a, b)</w:t>
+            </w:r>
+          </w:p>
+          <w:p>
+            <w:pPr>
+              <w:spacing w:after="0"/>
+              <w:ind w:firstLine="0"/>
+              <w:rPr>
+                <w:rFonts w:hint="default" w:ascii="Courier New" w:hAnsi="Courier New" w:cs="Courier New"/>
+                <w:sz w:val="20"/>
+                <w:szCs w:val="20"/>
+                <w:lang w:val="uk-UA"/>
+              </w:rPr>
+            </w:pPr>
+            <w:r>
+              <w:rPr>
+                <w:rFonts w:hint="default" w:ascii="Courier New" w:hAnsi="Courier New" w:cs="Courier New"/>
+                <w:sz w:val="20"/>
+                <w:szCs w:val="20"/>
+                <w:lang w:val="uk-UA"/>
+              </w:rPr>
+              <w:t xml:space="preserve">    elif op == "-":</w:t>
+            </w:r>
+          </w:p>
+          <w:p>
+            <w:pPr>
+              <w:spacing w:after="0"/>
+              <w:ind w:firstLine="0"/>
+              <w:rPr>
+                <w:rFonts w:hint="default" w:ascii="Courier New" w:hAnsi="Courier New" w:cs="Courier New"/>
+                <w:sz w:val="20"/>
+                <w:szCs w:val="20"/>
+                <w:lang w:val="uk-UA"/>
+              </w:rPr>
+            </w:pPr>
+            <w:r>
+              <w:rPr>
+                <w:rFonts w:hint="default" w:ascii="Courier New" w:hAnsi="Courier New" w:cs="Courier New"/>
+                <w:sz w:val="20"/>
+                <w:szCs w:val="20"/>
+                <w:lang w:val="uk-UA"/>
+              </w:rPr>
+              <w:t xml:space="preserve">        result = subtract(a, b)</w:t>
+            </w:r>
+          </w:p>
+          <w:p>
+            <w:pPr>
+              <w:spacing w:after="0"/>
+              <w:ind w:firstLine="0"/>
+              <w:rPr>
+                <w:rFonts w:hint="default" w:ascii="Courier New" w:hAnsi="Courier New" w:cs="Courier New"/>
+                <w:sz w:val="20"/>
+                <w:szCs w:val="20"/>
+                <w:lang w:val="uk-UA"/>
+              </w:rPr>
+            </w:pPr>
+            <w:r>
+              <w:rPr>
+                <w:rFonts w:hint="default" w:ascii="Courier New" w:hAnsi="Courier New" w:cs="Courier New"/>
+                <w:sz w:val="20"/>
+                <w:szCs w:val="20"/>
+                <w:lang w:val="uk-UA"/>
+              </w:rPr>
+              <w:t xml:space="preserve">    elif op == "*":</w:t>
+            </w:r>
+          </w:p>
+          <w:p>
+            <w:pPr>
+              <w:spacing w:after="0"/>
+              <w:ind w:firstLine="0"/>
+              <w:rPr>
+                <w:rFonts w:hint="default" w:ascii="Courier New" w:hAnsi="Courier New" w:cs="Courier New"/>
+                <w:sz w:val="20"/>
+                <w:szCs w:val="20"/>
+                <w:lang w:val="uk-UA"/>
+              </w:rPr>
+            </w:pPr>
+            <w:r>
+              <w:rPr>
+                <w:rFonts w:hint="default" w:ascii="Courier New" w:hAnsi="Courier New" w:cs="Courier New"/>
+                <w:sz w:val="20"/>
+                <w:szCs w:val="20"/>
+                <w:lang w:val="uk-UA"/>
+              </w:rPr>
+              <w:t xml:space="preserve">        result = multiply(a, b)</w:t>
+            </w:r>
+          </w:p>
+          <w:p>
+            <w:pPr>
+              <w:spacing w:after="0"/>
+              <w:ind w:firstLine="0"/>
+              <w:rPr>
+                <w:rFonts w:hint="default" w:ascii="Courier New" w:hAnsi="Courier New" w:cs="Courier New"/>
+                <w:sz w:val="20"/>
+                <w:szCs w:val="20"/>
+                <w:lang w:val="uk-UA"/>
+              </w:rPr>
+            </w:pPr>
+            <w:r>
+              <w:rPr>
+                <w:rFonts w:hint="default" w:ascii="Courier New" w:hAnsi="Courier New" w:cs="Courier New"/>
+                <w:sz w:val="20"/>
+                <w:szCs w:val="20"/>
+                <w:lang w:val="uk-UA"/>
+              </w:rPr>
+              <w:t xml:space="preserve">    elif op == "/":</w:t>
+            </w:r>
+          </w:p>
+          <w:p>
+            <w:pPr>
+              <w:spacing w:after="0"/>
+              <w:ind w:firstLine="0"/>
+              <w:rPr>
+                <w:rFonts w:hint="default" w:ascii="Courier New" w:hAnsi="Courier New" w:cs="Courier New"/>
+                <w:sz w:val="20"/>
+                <w:szCs w:val="20"/>
+                <w:lang w:val="uk-UA"/>
+              </w:rPr>
+            </w:pPr>
+            <w:r>
+              <w:rPr>
+                <w:rFonts w:hint="default" w:ascii="Courier New" w:hAnsi="Courier New" w:cs="Courier New"/>
+                <w:sz w:val="20"/>
+                <w:szCs w:val="20"/>
+                <w:lang w:val="uk-UA"/>
+              </w:rPr>
+              <w:t xml:space="preserve">        result = divide(a, b)</w:t>
+            </w:r>
+          </w:p>
+          <w:p>
+            <w:pPr>
+              <w:spacing w:after="0"/>
+              <w:ind w:firstLine="0"/>
+              <w:rPr>
+                <w:rFonts w:hint="default" w:ascii="Courier New" w:hAnsi="Courier New" w:cs="Courier New"/>
+                <w:sz w:val="20"/>
+                <w:szCs w:val="20"/>
+                <w:lang w:val="uk-UA"/>
+              </w:rPr>
+            </w:pPr>
+            <w:r>
+              <w:rPr>
+                <w:rFonts w:hint="default" w:ascii="Courier New" w:hAnsi="Courier New" w:cs="Courier New"/>
+                <w:sz w:val="20"/>
+                <w:szCs w:val="20"/>
+                <w:lang w:val="uk-UA"/>
+              </w:rPr>
+              <w:t xml:space="preserve">    else:</w:t>
+            </w:r>
+          </w:p>
+          <w:p>
+            <w:pPr>
+              <w:spacing w:after="0"/>
+              <w:ind w:firstLine="0"/>
+              <w:rPr>
+                <w:rFonts w:hint="default" w:ascii="Courier New" w:hAnsi="Courier New" w:cs="Courier New"/>
+                <w:sz w:val="20"/>
+                <w:szCs w:val="20"/>
+                <w:lang w:val="uk-UA"/>
+              </w:rPr>
+            </w:pPr>
+            <w:r>
+              <w:rPr>
+                <w:rFonts w:hint="default" w:ascii="Courier New" w:hAnsi="Courier New" w:cs="Courier New"/>
+                <w:sz w:val="20"/>
+                <w:szCs w:val="20"/>
+                <w:lang w:val="uk-UA"/>
+              </w:rPr>
+              <w:t xml:space="preserve">        print("Невідома операція!")</w:t>
+            </w:r>
+          </w:p>
+          <w:p>
+            <w:pPr>
+              <w:spacing w:after="0"/>
+              <w:ind w:firstLine="0"/>
+              <w:rPr>
+                <w:rFonts w:hint="default" w:ascii="Courier New" w:hAnsi="Courier New" w:cs="Courier New"/>
+                <w:sz w:val="20"/>
+                <w:szCs w:val="20"/>
+                <w:lang w:val="uk-UA"/>
+              </w:rPr>
+            </w:pPr>
+            <w:r>
+              <w:rPr>
+                <w:rFonts w:hint="default" w:ascii="Courier New" w:hAnsi="Courier New" w:cs="Courier New"/>
+                <w:sz w:val="20"/>
+                <w:szCs w:val="20"/>
+                <w:lang w:val="uk-UA"/>
+              </w:rPr>
+              <w:t xml:space="preserve">        return</w:t>
+            </w:r>
+          </w:p>
+          <w:p>
+            <w:pPr>
+              <w:spacing w:after="0"/>
+              <w:ind w:firstLine="0"/>
+              <w:rPr>
+                <w:rFonts w:hint="default" w:ascii="Courier New" w:hAnsi="Courier New" w:cs="Courier New"/>
+                <w:sz w:val="20"/>
+                <w:szCs w:val="20"/>
+                <w:lang w:val="uk-UA"/>
+              </w:rPr>
+            </w:pPr>
+          </w:p>
+          <w:p>
+            <w:pPr>
+              <w:spacing w:after="0"/>
+              <w:ind w:firstLine="0"/>
+              <w:rPr>
+                <w:rFonts w:hint="default" w:ascii="Courier New" w:hAnsi="Courier New" w:cs="Courier New"/>
+                <w:sz w:val="20"/>
+                <w:szCs w:val="20"/>
+                <w:lang w:val="uk-UA"/>
+              </w:rPr>
+            </w:pPr>
+            <w:r>
+              <w:rPr>
+                <w:rFonts w:hint="default" w:ascii="Courier New" w:hAnsi="Courier New" w:cs="Courier New"/>
+                <w:sz w:val="20"/>
+                <w:szCs w:val="20"/>
+                <w:lang w:val="uk-UA"/>
+              </w:rPr>
+              <w:t xml:space="preserve">    if result is not None:</w:t>
+            </w:r>
+          </w:p>
+          <w:p>
+            <w:pPr>
+              <w:spacing w:after="0"/>
+              <w:ind w:firstLine="0"/>
+              <w:rPr>
+                <w:rFonts w:hint="default" w:ascii="Courier New" w:hAnsi="Courier New" w:cs="Courier New"/>
+                <w:sz w:val="20"/>
+                <w:szCs w:val="20"/>
+                <w:lang w:val="uk-UA"/>
+              </w:rPr>
+            </w:pPr>
+            <w:r>
+              <w:rPr>
+                <w:rFonts w:hint="default" w:ascii="Courier New" w:hAnsi="Courier New" w:cs="Courier New"/>
+                <w:sz w:val="20"/>
+                <w:szCs w:val="20"/>
+                <w:lang w:val="uk-UA"/>
+              </w:rPr>
+              <w:t xml:space="preserve">        print(f"Результат: {result}")</w:t>
+            </w:r>
+          </w:p>
+          <w:p>
+            <w:pPr>
+              <w:spacing w:after="0"/>
+              <w:ind w:firstLine="0"/>
+              <w:rPr>
+                <w:rFonts w:hint="default" w:ascii="Courier New" w:hAnsi="Courier New" w:cs="Courier New"/>
+                <w:sz w:val="20"/>
+                <w:szCs w:val="20"/>
+                <w:lang w:val="uk-UA"/>
+              </w:rPr>
+            </w:pPr>
+          </w:p>
+          <w:p>
+            <w:pPr>
+              <w:spacing w:after="0"/>
+              <w:ind w:firstLine="0"/>
+              <w:rPr>
+                <w:rFonts w:hint="default" w:ascii="Courier New" w:hAnsi="Courier New" w:cs="Courier New"/>
+                <w:sz w:val="20"/>
+                <w:szCs w:val="20"/>
+                <w:lang w:val="uk-UA"/>
+              </w:rPr>
+            </w:pPr>
+          </w:p>
+          <w:p>
+            <w:pPr>
+              <w:spacing w:after="0"/>
+              <w:ind w:firstLine="0"/>
+              <w:rPr>
+                <w:rFonts w:ascii="Courier New" w:hAnsi="Courier New" w:cs="Courier New"/>
+                <w:sz w:val="20"/>
+                <w:szCs w:val="20"/>
+                <w:lang w:val="uk-UA"/>
+              </w:rPr>
+            </w:pPr>
+            <w:r>
+              <w:rPr>
+                <w:rFonts w:hint="default" w:ascii="Courier New" w:hAnsi="Courier New" w:cs="Courier New"/>
+                <w:sz w:val="20"/>
+                <w:szCs w:val="20"/>
+                <w:lang w:val="uk-UA"/>
+              </w:rPr>
+              <w:t>calculator_if_else()</w:t>
+            </w:r>
+          </w:p>
+        </w:tc>
+      </w:tr>
+    </w:tbl>
+    <w:p>
+      <w:pPr>
+        <w:rPr>
+          <w:rFonts w:hint="default"/>
+          <w:lang w:val="uk-UA"/>
+        </w:rPr>
+      </w:pPr>
+    </w:p>
+    <w:p>
+      <w:pPr>
+        <w:rPr>
+          <w:rFonts w:hint="default"/>
+          <w:lang w:val="uk-UA"/>
+        </w:rPr>
+      </w:pPr>
+      <w:r>
+        <w:rPr>
+          <w:rFonts w:hint="default"/>
+          <w:lang w:val="uk-UA"/>
+        </w:rPr>
+        <w:t>Завдання 3</w:t>
+      </w:r>
+    </w:p>
+    <w:tbl>
+      <w:tblPr>
+        <w:tblStyle w:val="4"/>
+        <w:tblW w:w="0" w:type="auto"/>
+        <w:tblInd w:w="805" w:type="dxa"/>
+        <w:tblBorders>
+          <w:top w:val="single" w:color="auto" w:sz="4" w:space="0"/>
+          <w:left w:val="single" w:color="auto" w:sz="4" w:space="0"/>
+          <w:bottom w:val="single" w:color="auto" w:sz="4" w:space="0"/>
+          <w:right w:val="single" w:color="auto" w:sz="4" w:space="0"/>
+          <w:insideH w:val="single" w:color="auto" w:sz="4" w:space="0"/>
+          <w:insideV w:val="single" w:color="auto" w:sz="4" w:space="0"/>
+        </w:tblBorders>
+        <w:tblLayout w:type="autofit"/>
+        <w:tblCellMar>
+          <w:top w:w="0" w:type="dxa"/>
+          <w:left w:w="108" w:type="dxa"/>
+          <w:bottom w:w="0" w:type="dxa"/>
+          <w:right w:w="108" w:type="dxa"/>
+        </w:tblCellMar>
+      </w:tblPr>
+      <w:tblGrid>
+        <w:gridCol w:w="8545"/>
+      </w:tblGrid>
+      <w:tr>
+        <w:tc>
+          <w:tcPr>
+            <w:tcW w:w="8545" w:type="dxa"/>
+          </w:tcPr>
+          <w:p>
+            <w:pPr>
+              <w:spacing w:after="0"/>
+              <w:ind w:firstLine="0"/>
+              <w:rPr>
+                <w:rFonts w:hint="default" w:ascii="Courier New" w:hAnsi="Courier New" w:cs="Courier New"/>
+                <w:sz w:val="20"/>
+                <w:szCs w:val="20"/>
+                <w:lang w:val="uk-UA"/>
+              </w:rPr>
+            </w:pPr>
+            <w:r>
+              <w:rPr>
+                <w:rFonts w:hint="default" w:ascii="Courier New" w:hAnsi="Courier New" w:cs="Courier New"/>
+                <w:sz w:val="20"/>
+                <w:szCs w:val="20"/>
+                <w:lang w:val="uk-UA"/>
+              </w:rPr>
+              <w:t>def add(a, b):</w:t>
+            </w:r>
+          </w:p>
+          <w:p>
+            <w:pPr>
+              <w:spacing w:after="0"/>
+              <w:ind w:firstLine="0"/>
+              <w:rPr>
+                <w:rFonts w:hint="default" w:ascii="Courier New" w:hAnsi="Courier New" w:cs="Courier New"/>
+                <w:sz w:val="20"/>
+                <w:szCs w:val="20"/>
+                <w:lang w:val="uk-UA"/>
+              </w:rPr>
+            </w:pPr>
+            <w:r>
+              <w:rPr>
+                <w:rFonts w:hint="default" w:ascii="Courier New" w:hAnsi="Courier New" w:cs="Courier New"/>
+                <w:sz w:val="20"/>
+                <w:szCs w:val="20"/>
+                <w:lang w:val="uk-UA"/>
+              </w:rPr>
+              <w:t xml:space="preserve">    return a + b</w:t>
+            </w:r>
+          </w:p>
+          <w:p>
+            <w:pPr>
+              <w:spacing w:after="0"/>
+              <w:ind w:firstLine="0"/>
+              <w:rPr>
+                <w:rFonts w:hint="default" w:ascii="Courier New" w:hAnsi="Courier New" w:cs="Courier New"/>
+                <w:sz w:val="20"/>
+                <w:szCs w:val="20"/>
+                <w:lang w:val="uk-UA"/>
+              </w:rPr>
+            </w:pPr>
+          </w:p>
+          <w:p>
+            <w:pPr>
+              <w:spacing w:after="0"/>
+              <w:ind w:firstLine="0"/>
+              <w:rPr>
+                <w:rFonts w:hint="default" w:ascii="Courier New" w:hAnsi="Courier New" w:cs="Courier New"/>
+                <w:sz w:val="20"/>
+                <w:szCs w:val="20"/>
+                <w:lang w:val="uk-UA"/>
+              </w:rPr>
+            </w:pPr>
+          </w:p>
+          <w:p>
+            <w:pPr>
+              <w:spacing w:after="0"/>
+              <w:ind w:firstLine="0"/>
+              <w:rPr>
+                <w:rFonts w:hint="default" w:ascii="Courier New" w:hAnsi="Courier New" w:cs="Courier New"/>
+                <w:sz w:val="20"/>
+                <w:szCs w:val="20"/>
+                <w:lang w:val="uk-UA"/>
+              </w:rPr>
+            </w:pPr>
+            <w:r>
+              <w:rPr>
+                <w:rFonts w:hint="default" w:ascii="Courier New" w:hAnsi="Courier New" w:cs="Courier New"/>
+                <w:sz w:val="20"/>
+                <w:szCs w:val="20"/>
+                <w:lang w:val="uk-UA"/>
+              </w:rPr>
+              <w:t>def subtract(a, b):</w:t>
+            </w:r>
+          </w:p>
+          <w:p>
+            <w:pPr>
+              <w:spacing w:after="0"/>
+              <w:ind w:firstLine="0"/>
+              <w:rPr>
+                <w:rFonts w:hint="default" w:ascii="Courier New" w:hAnsi="Courier New" w:cs="Courier New"/>
+                <w:sz w:val="20"/>
+                <w:szCs w:val="20"/>
+                <w:lang w:val="uk-UA"/>
+              </w:rPr>
+            </w:pPr>
+            <w:r>
+              <w:rPr>
+                <w:rFonts w:hint="default" w:ascii="Courier New" w:hAnsi="Courier New" w:cs="Courier New"/>
+                <w:sz w:val="20"/>
+                <w:szCs w:val="20"/>
+                <w:lang w:val="uk-UA"/>
+              </w:rPr>
+              <w:t xml:space="preserve">    return a - b</w:t>
+            </w:r>
+          </w:p>
+          <w:p>
+            <w:pPr>
+              <w:spacing w:after="0"/>
+              <w:ind w:firstLine="0"/>
+              <w:rPr>
+                <w:rFonts w:hint="default" w:ascii="Courier New" w:hAnsi="Courier New" w:cs="Courier New"/>
+                <w:sz w:val="20"/>
+                <w:szCs w:val="20"/>
+                <w:lang w:val="uk-UA"/>
+              </w:rPr>
+            </w:pPr>
+          </w:p>
+          <w:p>
+            <w:pPr>
+              <w:spacing w:after="0"/>
+              <w:ind w:firstLine="0"/>
+              <w:rPr>
+                <w:rFonts w:hint="default" w:ascii="Courier New" w:hAnsi="Courier New" w:cs="Courier New"/>
+                <w:sz w:val="20"/>
+                <w:szCs w:val="20"/>
+                <w:lang w:val="uk-UA"/>
+              </w:rPr>
+            </w:pPr>
+          </w:p>
+          <w:p>
+            <w:pPr>
+              <w:spacing w:after="0"/>
+              <w:ind w:firstLine="0"/>
+              <w:rPr>
+                <w:rFonts w:hint="default" w:ascii="Courier New" w:hAnsi="Courier New" w:cs="Courier New"/>
+                <w:sz w:val="20"/>
+                <w:szCs w:val="20"/>
+                <w:lang w:val="uk-UA"/>
+              </w:rPr>
+            </w:pPr>
+            <w:r>
+              <w:rPr>
+                <w:rFonts w:hint="default" w:ascii="Courier New" w:hAnsi="Courier New" w:cs="Courier New"/>
+                <w:sz w:val="20"/>
+                <w:szCs w:val="20"/>
+                <w:lang w:val="uk-UA"/>
+              </w:rPr>
+              <w:t>def multiply(a, b):</w:t>
+            </w:r>
+          </w:p>
+          <w:p>
+            <w:pPr>
+              <w:spacing w:after="0"/>
+              <w:ind w:firstLine="0"/>
+              <w:rPr>
+                <w:rFonts w:hint="default" w:ascii="Courier New" w:hAnsi="Courier New" w:cs="Courier New"/>
+                <w:sz w:val="20"/>
+                <w:szCs w:val="20"/>
+                <w:lang w:val="uk-UA"/>
+              </w:rPr>
+            </w:pPr>
+            <w:r>
+              <w:rPr>
+                <w:rFonts w:hint="default" w:ascii="Courier New" w:hAnsi="Courier New" w:cs="Courier New"/>
+                <w:sz w:val="20"/>
+                <w:szCs w:val="20"/>
+                <w:lang w:val="uk-UA"/>
+              </w:rPr>
+              <w:t xml:space="preserve">    return a * b</w:t>
+            </w:r>
+          </w:p>
+          <w:p>
+            <w:pPr>
+              <w:spacing w:after="0"/>
+              <w:ind w:firstLine="0"/>
+              <w:rPr>
+                <w:rFonts w:hint="default" w:ascii="Courier New" w:hAnsi="Courier New" w:cs="Courier New"/>
+                <w:sz w:val="20"/>
+                <w:szCs w:val="20"/>
+                <w:lang w:val="uk-UA"/>
+              </w:rPr>
+            </w:pPr>
+          </w:p>
+          <w:p>
+            <w:pPr>
+              <w:spacing w:after="0"/>
+              <w:ind w:firstLine="0"/>
+              <w:rPr>
+                <w:rFonts w:hint="default" w:ascii="Courier New" w:hAnsi="Courier New" w:cs="Courier New"/>
+                <w:sz w:val="20"/>
+                <w:szCs w:val="20"/>
+                <w:lang w:val="uk-UA"/>
+              </w:rPr>
+            </w:pPr>
+          </w:p>
+          <w:p>
+            <w:pPr>
+              <w:spacing w:after="0"/>
+              <w:ind w:firstLine="0"/>
+              <w:rPr>
+                <w:rFonts w:hint="default" w:ascii="Courier New" w:hAnsi="Courier New" w:cs="Courier New"/>
+                <w:sz w:val="20"/>
+                <w:szCs w:val="20"/>
+                <w:lang w:val="uk-UA"/>
+              </w:rPr>
+            </w:pPr>
+            <w:r>
+              <w:rPr>
+                <w:rFonts w:hint="default" w:ascii="Courier New" w:hAnsi="Courier New" w:cs="Courier New"/>
+                <w:sz w:val="20"/>
+                <w:szCs w:val="20"/>
+                <w:lang w:val="uk-UA"/>
+              </w:rPr>
+              <w:t>def divide(a, b):</w:t>
+            </w:r>
+          </w:p>
+          <w:p>
+            <w:pPr>
+              <w:spacing w:after="0"/>
+              <w:ind w:firstLine="0"/>
+              <w:rPr>
+                <w:rFonts w:hint="default" w:ascii="Courier New" w:hAnsi="Courier New" w:cs="Courier New"/>
+                <w:sz w:val="20"/>
+                <w:szCs w:val="20"/>
+                <w:lang w:val="uk-UA"/>
+              </w:rPr>
+            </w:pPr>
+            <w:r>
+              <w:rPr>
+                <w:rFonts w:hint="default" w:ascii="Courier New" w:hAnsi="Courier New" w:cs="Courier New"/>
+                <w:sz w:val="20"/>
+                <w:szCs w:val="20"/>
+                <w:lang w:val="uk-UA"/>
+              </w:rPr>
+              <w:t xml:space="preserve">    if b == 0:</w:t>
+            </w:r>
+          </w:p>
+          <w:p>
+            <w:pPr>
+              <w:spacing w:after="0"/>
+              <w:ind w:firstLine="0"/>
+              <w:rPr>
+                <w:rFonts w:hint="default" w:ascii="Courier New" w:hAnsi="Courier New" w:cs="Courier New"/>
+                <w:sz w:val="20"/>
+                <w:szCs w:val="20"/>
+                <w:lang w:val="uk-UA"/>
+              </w:rPr>
+            </w:pPr>
+            <w:r>
+              <w:rPr>
+                <w:rFonts w:hint="default" w:ascii="Courier New" w:hAnsi="Courier New" w:cs="Courier New"/>
+                <w:sz w:val="20"/>
+                <w:szCs w:val="20"/>
+                <w:lang w:val="uk-UA"/>
+              </w:rPr>
+              <w:t xml:space="preserve">        print("Помилка: ділення на нуль!")</w:t>
+            </w:r>
+          </w:p>
+          <w:p>
+            <w:pPr>
+              <w:spacing w:after="0"/>
+              <w:ind w:firstLine="0"/>
+              <w:rPr>
+                <w:rFonts w:hint="default" w:ascii="Courier New" w:hAnsi="Courier New" w:cs="Courier New"/>
+                <w:sz w:val="20"/>
+                <w:szCs w:val="20"/>
+                <w:lang w:val="uk-UA"/>
+              </w:rPr>
+            </w:pPr>
+            <w:r>
+              <w:rPr>
+                <w:rFonts w:hint="default" w:ascii="Courier New" w:hAnsi="Courier New" w:cs="Courier New"/>
+                <w:sz w:val="20"/>
+                <w:szCs w:val="20"/>
+                <w:lang w:val="uk-UA"/>
+              </w:rPr>
+              <w:t xml:space="preserve">        return None</w:t>
+            </w:r>
+          </w:p>
+          <w:p>
+            <w:pPr>
+              <w:spacing w:after="0"/>
+              <w:ind w:firstLine="0"/>
+              <w:rPr>
+                <w:rFonts w:hint="default" w:ascii="Courier New" w:hAnsi="Courier New" w:cs="Courier New"/>
+                <w:sz w:val="20"/>
+                <w:szCs w:val="20"/>
+                <w:lang w:val="uk-UA"/>
+              </w:rPr>
+            </w:pPr>
+            <w:r>
+              <w:rPr>
+                <w:rFonts w:hint="default" w:ascii="Courier New" w:hAnsi="Courier New" w:cs="Courier New"/>
+                <w:sz w:val="20"/>
+                <w:szCs w:val="20"/>
+                <w:lang w:val="uk-UA"/>
+              </w:rPr>
+              <w:t xml:space="preserve">    return a / b</w:t>
+            </w:r>
+          </w:p>
+          <w:p>
+            <w:pPr>
+              <w:spacing w:after="0"/>
+              <w:ind w:firstLine="0"/>
+              <w:rPr>
+                <w:rFonts w:hint="default" w:ascii="Courier New" w:hAnsi="Courier New" w:cs="Courier New"/>
+                <w:sz w:val="20"/>
+                <w:szCs w:val="20"/>
+                <w:lang w:val="uk-UA"/>
+              </w:rPr>
+            </w:pPr>
+          </w:p>
+          <w:p>
+            <w:pPr>
+              <w:spacing w:after="0"/>
+              <w:ind w:firstLine="0"/>
+              <w:rPr>
+                <w:rFonts w:hint="default" w:ascii="Courier New" w:hAnsi="Courier New" w:cs="Courier New"/>
+                <w:sz w:val="20"/>
+                <w:szCs w:val="20"/>
+                <w:lang w:val="uk-UA"/>
+              </w:rPr>
+            </w:pPr>
+          </w:p>
+          <w:p>
+            <w:pPr>
+              <w:spacing w:after="0"/>
+              <w:ind w:firstLine="0"/>
+              <w:rPr>
+                <w:rFonts w:hint="default" w:ascii="Courier New" w:hAnsi="Courier New" w:cs="Courier New"/>
+                <w:sz w:val="20"/>
+                <w:szCs w:val="20"/>
+                <w:lang w:val="uk-UA"/>
+              </w:rPr>
+            </w:pPr>
+            <w:r>
+              <w:rPr>
+                <w:rFonts w:hint="default" w:ascii="Courier New" w:hAnsi="Courier New" w:cs="Courier New"/>
+                <w:sz w:val="20"/>
+                <w:szCs w:val="20"/>
+                <w:lang w:val="uk-UA"/>
+              </w:rPr>
+              <w:t>def calculator_match():</w:t>
+            </w:r>
+          </w:p>
+          <w:p>
+            <w:pPr>
+              <w:spacing w:after="0"/>
+              <w:ind w:firstLine="0"/>
+              <w:rPr>
+                <w:rFonts w:hint="default" w:ascii="Courier New" w:hAnsi="Courier New" w:cs="Courier New"/>
+                <w:sz w:val="20"/>
+                <w:szCs w:val="20"/>
+                <w:lang w:val="uk-UA"/>
+              </w:rPr>
+            </w:pPr>
+            <w:r>
+              <w:rPr>
+                <w:rFonts w:hint="default" w:ascii="Courier New" w:hAnsi="Courier New" w:cs="Courier New"/>
+                <w:sz w:val="20"/>
+                <w:szCs w:val="20"/>
+                <w:lang w:val="uk-UA"/>
+              </w:rPr>
+              <w:t xml:space="preserve">    a = float(input("Введіть перше число: "))</w:t>
+            </w:r>
+          </w:p>
+          <w:p>
+            <w:pPr>
+              <w:spacing w:after="0"/>
+              <w:ind w:firstLine="0"/>
+              <w:rPr>
+                <w:rFonts w:hint="default" w:ascii="Courier New" w:hAnsi="Courier New" w:cs="Courier New"/>
+                <w:sz w:val="20"/>
+                <w:szCs w:val="20"/>
+                <w:lang w:val="uk-UA"/>
+              </w:rPr>
+            </w:pPr>
+            <w:r>
+              <w:rPr>
+                <w:rFonts w:hint="default" w:ascii="Courier New" w:hAnsi="Courier New" w:cs="Courier New"/>
+                <w:sz w:val="20"/>
+                <w:szCs w:val="20"/>
+                <w:lang w:val="uk-UA"/>
+              </w:rPr>
+              <w:t xml:space="preserve">    op = input("Введіть операцію (+, -, *, /): ")</w:t>
+            </w:r>
+          </w:p>
+          <w:p>
+            <w:pPr>
+              <w:spacing w:after="0"/>
+              <w:ind w:firstLine="0"/>
+              <w:rPr>
+                <w:rFonts w:hint="default" w:ascii="Courier New" w:hAnsi="Courier New" w:cs="Courier New"/>
+                <w:sz w:val="20"/>
+                <w:szCs w:val="20"/>
+                <w:lang w:val="uk-UA"/>
+              </w:rPr>
+            </w:pPr>
+            <w:r>
+              <w:rPr>
+                <w:rFonts w:hint="default" w:ascii="Courier New" w:hAnsi="Courier New" w:cs="Courier New"/>
+                <w:sz w:val="20"/>
+                <w:szCs w:val="20"/>
+                <w:lang w:val="uk-UA"/>
+              </w:rPr>
+              <w:t xml:space="preserve">    b = float(input("Введіть друге число: "))</w:t>
+            </w:r>
+          </w:p>
+          <w:p>
+            <w:pPr>
+              <w:spacing w:after="0"/>
+              <w:ind w:firstLine="0"/>
+              <w:rPr>
+                <w:rFonts w:hint="default" w:ascii="Courier New" w:hAnsi="Courier New" w:cs="Courier New"/>
+                <w:sz w:val="20"/>
+                <w:szCs w:val="20"/>
+                <w:lang w:val="uk-UA"/>
+              </w:rPr>
+            </w:pPr>
+          </w:p>
+          <w:p>
+            <w:pPr>
+              <w:spacing w:after="0"/>
+              <w:ind w:firstLine="0"/>
+              <w:rPr>
+                <w:rFonts w:hint="default" w:ascii="Courier New" w:hAnsi="Courier New" w:cs="Courier New"/>
+                <w:sz w:val="20"/>
+                <w:szCs w:val="20"/>
+                <w:lang w:val="uk-UA"/>
+              </w:rPr>
+            </w:pPr>
+            <w:r>
+              <w:rPr>
+                <w:rFonts w:hint="default" w:ascii="Courier New" w:hAnsi="Courier New" w:cs="Courier New"/>
+                <w:sz w:val="20"/>
+                <w:szCs w:val="20"/>
+                <w:lang w:val="uk-UA"/>
+              </w:rPr>
+              <w:t xml:space="preserve">    match op:</w:t>
+            </w:r>
+          </w:p>
+          <w:p>
+            <w:pPr>
+              <w:spacing w:after="0"/>
+              <w:ind w:firstLine="0"/>
+              <w:rPr>
+                <w:rFonts w:hint="default" w:ascii="Courier New" w:hAnsi="Courier New" w:cs="Courier New"/>
+                <w:sz w:val="20"/>
+                <w:szCs w:val="20"/>
+                <w:lang w:val="uk-UA"/>
+              </w:rPr>
+            </w:pPr>
+            <w:r>
+              <w:rPr>
+                <w:rFonts w:hint="default" w:ascii="Courier New" w:hAnsi="Courier New" w:cs="Courier New"/>
+                <w:sz w:val="20"/>
+                <w:szCs w:val="20"/>
+                <w:lang w:val="uk-UA"/>
+              </w:rPr>
+              <w:t xml:space="preserve">        case "+":</w:t>
+            </w:r>
+          </w:p>
+          <w:p>
+            <w:pPr>
+              <w:spacing w:after="0"/>
+              <w:ind w:firstLine="0"/>
+              <w:rPr>
+                <w:rFonts w:hint="default" w:ascii="Courier New" w:hAnsi="Courier New" w:cs="Courier New"/>
+                <w:sz w:val="20"/>
+                <w:szCs w:val="20"/>
+                <w:lang w:val="uk-UA"/>
+              </w:rPr>
+            </w:pPr>
+            <w:r>
+              <w:rPr>
+                <w:rFonts w:hint="default" w:ascii="Courier New" w:hAnsi="Courier New" w:cs="Courier New"/>
+                <w:sz w:val="20"/>
+                <w:szCs w:val="20"/>
+                <w:lang w:val="uk-UA"/>
+              </w:rPr>
+              <w:t xml:space="preserve">            result = add(a, b)</w:t>
+            </w:r>
+          </w:p>
+          <w:p>
+            <w:pPr>
+              <w:spacing w:after="0"/>
+              <w:ind w:firstLine="0"/>
+              <w:rPr>
+                <w:rFonts w:hint="default" w:ascii="Courier New" w:hAnsi="Courier New" w:cs="Courier New"/>
+                <w:sz w:val="20"/>
+                <w:szCs w:val="20"/>
+                <w:lang w:val="uk-UA"/>
+              </w:rPr>
+            </w:pPr>
+            <w:r>
+              <w:rPr>
+                <w:rFonts w:hint="default" w:ascii="Courier New" w:hAnsi="Courier New" w:cs="Courier New"/>
+                <w:sz w:val="20"/>
+                <w:szCs w:val="20"/>
+                <w:lang w:val="uk-UA"/>
+              </w:rPr>
+              <w:t xml:space="preserve">        case "-":</w:t>
+            </w:r>
+          </w:p>
+          <w:p>
+            <w:pPr>
+              <w:spacing w:after="0"/>
+              <w:ind w:firstLine="0"/>
+              <w:rPr>
+                <w:rFonts w:hint="default" w:ascii="Courier New" w:hAnsi="Courier New" w:cs="Courier New"/>
+                <w:sz w:val="20"/>
+                <w:szCs w:val="20"/>
+                <w:lang w:val="uk-UA"/>
+              </w:rPr>
+            </w:pPr>
+            <w:r>
+              <w:rPr>
+                <w:rFonts w:hint="default" w:ascii="Courier New" w:hAnsi="Courier New" w:cs="Courier New"/>
+                <w:sz w:val="20"/>
+                <w:szCs w:val="20"/>
+                <w:lang w:val="uk-UA"/>
+              </w:rPr>
+              <w:t xml:space="preserve">            result = subtract(a, b)</w:t>
+            </w:r>
+          </w:p>
+          <w:p>
+            <w:pPr>
+              <w:spacing w:after="0"/>
+              <w:ind w:firstLine="0"/>
+              <w:rPr>
+                <w:rFonts w:hint="default" w:ascii="Courier New" w:hAnsi="Courier New" w:cs="Courier New"/>
+                <w:sz w:val="20"/>
+                <w:szCs w:val="20"/>
+                <w:lang w:val="uk-UA"/>
+              </w:rPr>
+            </w:pPr>
+            <w:r>
+              <w:rPr>
+                <w:rFonts w:hint="default" w:ascii="Courier New" w:hAnsi="Courier New" w:cs="Courier New"/>
+                <w:sz w:val="20"/>
+                <w:szCs w:val="20"/>
+                <w:lang w:val="uk-UA"/>
+              </w:rPr>
+              <w:t xml:space="preserve">        case "*":</w:t>
+            </w:r>
+          </w:p>
+          <w:p>
+            <w:pPr>
+              <w:spacing w:after="0"/>
+              <w:ind w:firstLine="0"/>
+              <w:rPr>
+                <w:rFonts w:hint="default" w:ascii="Courier New" w:hAnsi="Courier New" w:cs="Courier New"/>
+                <w:sz w:val="20"/>
+                <w:szCs w:val="20"/>
+                <w:lang w:val="uk-UA"/>
+              </w:rPr>
+            </w:pPr>
+            <w:r>
+              <w:rPr>
+                <w:rFonts w:hint="default" w:ascii="Courier New" w:hAnsi="Courier New" w:cs="Courier New"/>
+                <w:sz w:val="20"/>
+                <w:szCs w:val="20"/>
+                <w:lang w:val="uk-UA"/>
+              </w:rPr>
+              <w:t xml:space="preserve">            result = multiply(a, b)</w:t>
+            </w:r>
+          </w:p>
+          <w:p>
+            <w:pPr>
+              <w:spacing w:after="0"/>
+              <w:ind w:firstLine="0"/>
+              <w:rPr>
+                <w:rFonts w:hint="default" w:ascii="Courier New" w:hAnsi="Courier New" w:cs="Courier New"/>
+                <w:sz w:val="20"/>
+                <w:szCs w:val="20"/>
+                <w:lang w:val="uk-UA"/>
+              </w:rPr>
+            </w:pPr>
+            <w:r>
+              <w:rPr>
+                <w:rFonts w:hint="default" w:ascii="Courier New" w:hAnsi="Courier New" w:cs="Courier New"/>
+                <w:sz w:val="20"/>
+                <w:szCs w:val="20"/>
+                <w:lang w:val="uk-UA"/>
+              </w:rPr>
+              <w:t xml:space="preserve">        case "/":</w:t>
+            </w:r>
+          </w:p>
+          <w:p>
+            <w:pPr>
+              <w:spacing w:after="0"/>
+              <w:ind w:firstLine="0"/>
+              <w:rPr>
+                <w:rFonts w:hint="default" w:ascii="Courier New" w:hAnsi="Courier New" w:cs="Courier New"/>
+                <w:sz w:val="20"/>
+                <w:szCs w:val="20"/>
+                <w:lang w:val="uk-UA"/>
+              </w:rPr>
+            </w:pPr>
+            <w:r>
+              <w:rPr>
+                <w:rFonts w:hint="default" w:ascii="Courier New" w:hAnsi="Courier New" w:cs="Courier New"/>
+                <w:sz w:val="20"/>
+                <w:szCs w:val="20"/>
+                <w:lang w:val="uk-UA"/>
+              </w:rPr>
+              <w:t xml:space="preserve">            result = divide(a, b)</w:t>
+            </w:r>
+          </w:p>
+          <w:p>
+            <w:pPr>
+              <w:spacing w:after="0"/>
+              <w:ind w:firstLine="0"/>
+              <w:rPr>
+                <w:rFonts w:hint="default" w:ascii="Courier New" w:hAnsi="Courier New" w:cs="Courier New"/>
+                <w:sz w:val="20"/>
+                <w:szCs w:val="20"/>
+                <w:lang w:val="uk-UA"/>
+              </w:rPr>
+            </w:pPr>
+            <w:r>
+              <w:rPr>
+                <w:rFonts w:hint="default" w:ascii="Courier New" w:hAnsi="Courier New" w:cs="Courier New"/>
+                <w:sz w:val="20"/>
+                <w:szCs w:val="20"/>
+                <w:lang w:val="uk-UA"/>
+              </w:rPr>
+              <w:t xml:space="preserve">        case _:</w:t>
+            </w:r>
+          </w:p>
+          <w:p>
+            <w:pPr>
+              <w:spacing w:after="0"/>
+              <w:ind w:firstLine="0"/>
+              <w:rPr>
+                <w:rFonts w:hint="default" w:ascii="Courier New" w:hAnsi="Courier New" w:cs="Courier New"/>
+                <w:sz w:val="20"/>
+                <w:szCs w:val="20"/>
+                <w:lang w:val="uk-UA"/>
+              </w:rPr>
+            </w:pPr>
+            <w:r>
+              <w:rPr>
+                <w:rFonts w:hint="default" w:ascii="Courier New" w:hAnsi="Courier New" w:cs="Courier New"/>
+                <w:sz w:val="20"/>
+                <w:szCs w:val="20"/>
+                <w:lang w:val="uk-UA"/>
+              </w:rPr>
+              <w:t xml:space="preserve">            print("Невідома операція!")</w:t>
+            </w:r>
+          </w:p>
+          <w:p>
+            <w:pPr>
+              <w:spacing w:after="0"/>
+              <w:ind w:firstLine="0"/>
+              <w:rPr>
+                <w:rFonts w:hint="default" w:ascii="Courier New" w:hAnsi="Courier New" w:cs="Courier New"/>
+                <w:sz w:val="20"/>
+                <w:szCs w:val="20"/>
+                <w:lang w:val="uk-UA"/>
+              </w:rPr>
+            </w:pPr>
+            <w:r>
+              <w:rPr>
+                <w:rFonts w:hint="default" w:ascii="Courier New" w:hAnsi="Courier New" w:cs="Courier New"/>
+                <w:sz w:val="20"/>
+                <w:szCs w:val="20"/>
+                <w:lang w:val="uk-UA"/>
+              </w:rPr>
+              <w:t xml:space="preserve">            return</w:t>
+            </w:r>
+          </w:p>
+          <w:p>
+            <w:pPr>
+              <w:spacing w:after="0"/>
+              <w:ind w:firstLine="0"/>
+              <w:rPr>
+                <w:rFonts w:hint="default" w:ascii="Courier New" w:hAnsi="Courier New" w:cs="Courier New"/>
+                <w:sz w:val="20"/>
+                <w:szCs w:val="20"/>
+                <w:lang w:val="uk-UA"/>
+              </w:rPr>
+            </w:pPr>
+          </w:p>
+          <w:p>
+            <w:pPr>
+              <w:spacing w:after="0"/>
+              <w:ind w:firstLine="0"/>
+              <w:rPr>
+                <w:rFonts w:hint="default" w:ascii="Courier New" w:hAnsi="Courier New" w:cs="Courier New"/>
+                <w:sz w:val="20"/>
+                <w:szCs w:val="20"/>
+                <w:lang w:val="uk-UA"/>
+              </w:rPr>
+            </w:pPr>
+            <w:r>
+              <w:rPr>
+                <w:rFonts w:hint="default" w:ascii="Courier New" w:hAnsi="Courier New" w:cs="Courier New"/>
+                <w:sz w:val="20"/>
+                <w:szCs w:val="20"/>
+                <w:lang w:val="uk-UA"/>
+              </w:rPr>
+              <w:t xml:space="preserve">    if result is not None:</w:t>
+            </w:r>
+          </w:p>
+          <w:p>
+            <w:pPr>
+              <w:spacing w:after="0"/>
+              <w:ind w:firstLine="0"/>
+              <w:rPr>
+                <w:rFonts w:hint="default" w:ascii="Courier New" w:hAnsi="Courier New" w:cs="Courier New"/>
+                <w:sz w:val="20"/>
+                <w:szCs w:val="20"/>
+                <w:lang w:val="uk-UA"/>
+              </w:rPr>
+            </w:pPr>
+            <w:r>
+              <w:rPr>
+                <w:rFonts w:hint="default" w:ascii="Courier New" w:hAnsi="Courier New" w:cs="Courier New"/>
+                <w:sz w:val="20"/>
+                <w:szCs w:val="20"/>
+                <w:lang w:val="uk-UA"/>
+              </w:rPr>
+              <w:t xml:space="preserve">        print(f"Результат: {result}")</w:t>
+            </w:r>
+          </w:p>
+          <w:p>
+            <w:pPr>
+              <w:spacing w:after="0"/>
+              <w:ind w:firstLine="0"/>
+              <w:rPr>
+                <w:rFonts w:hint="default" w:ascii="Courier New" w:hAnsi="Courier New" w:cs="Courier New"/>
+                <w:sz w:val="20"/>
+                <w:szCs w:val="20"/>
+                <w:lang w:val="uk-UA"/>
+              </w:rPr>
+            </w:pPr>
+          </w:p>
+          <w:p>
+            <w:pPr>
+              <w:spacing w:after="0"/>
+              <w:ind w:firstLine="0"/>
+              <w:rPr>
+                <w:rFonts w:hint="default" w:ascii="Courier New" w:hAnsi="Courier New" w:cs="Courier New"/>
+                <w:sz w:val="20"/>
+                <w:szCs w:val="20"/>
+                <w:lang w:val="uk-UA"/>
+              </w:rPr>
+            </w:pPr>
+          </w:p>
+          <w:p>
+            <w:pPr>
+              <w:spacing w:after="0"/>
+              <w:ind w:firstLine="0"/>
+              <w:rPr>
+                <w:rFonts w:ascii="Courier New" w:hAnsi="Courier New" w:cs="Courier New"/>
+                <w:sz w:val="20"/>
+                <w:szCs w:val="20"/>
+                <w:lang w:val="uk-UA"/>
+              </w:rPr>
+            </w:pPr>
+            <w:r>
+              <w:rPr>
+                <w:rFonts w:hint="default" w:ascii="Courier New" w:hAnsi="Courier New" w:cs="Courier New"/>
+                <w:sz w:val="20"/>
+                <w:szCs w:val="20"/>
+                <w:lang w:val="uk-UA"/>
+              </w:rPr>
+              <w:t>calculator_match()</w:t>
+            </w:r>
+          </w:p>
+        </w:tc>
+      </w:tr>
+    </w:tbl>
+    <w:p>
+      <w:pPr>
+        <w:rPr>
+          <w:rFonts w:hint="default"/>
+          <w:lang w:val="uk-UA"/>
+        </w:rPr>
+      </w:pPr>
+    </w:p>
+    <w:p>
+      <w:pPr>
+        <w:rPr>
+          <w:rFonts w:hint="default"/>
+          <w:lang w:val="uk-UA"/>
+        </w:rPr>
+      </w:pPr>
+      <w:r>
+        <w:rPr>
+          <w:lang w:val="uk-UA"/>
+        </w:rPr>
+        <w:t xml:space="preserve">Посилання на </w:t>
+      </w:r>
+      <w:r>
+        <w:t>github</w:t>
+      </w:r>
+      <w:r>
+        <w:rPr>
+          <w:lang w:val="ru-RU"/>
+        </w:rPr>
+        <w:t>:</w:t>
+      </w:r>
+      <w:r>
+        <w:rPr>
+          <w:rFonts w:hint="default"/>
+          <w:lang w:val="uk-UA"/>
+        </w:rPr>
+        <w:t xml:space="preserve"> https://github.com/makskatemirov-lgtm/TP-KB-252-Maksym-Kantemitov-/tree/main</w:t>
+      </w:r>
+    </w:p>
+    <w:p>
+      <w:pPr>
+        <w:rPr>
+          <w:lang w:val="ru-RU"/>
+        </w:rPr>
+      </w:pPr>
+      <w:r>
+        <w:rPr>
+          <w:lang w:val="uk-UA"/>
+        </w:rPr>
+        <w:t xml:space="preserve">Знімок екрану з посилання на </w:t>
+      </w:r>
+      <w:r>
+        <w:t>github</w:t>
+      </w:r>
+      <w:r>
+        <w:rPr>
+          <w:lang w:val="ru-RU"/>
+        </w:rPr>
+        <w:t>:</w:t>
+      </w:r>
+    </w:p>
+    <w:p>
+      <w:pPr>
+        <w:rPr>
+          <w:rFonts w:hint="default"/>
+          <w:lang w:val="en-US"/>
+        </w:rPr>
+      </w:pPr>
+      <w:r>
+        <w:rPr>
+          <w:rFonts w:hint="default"/>
+          <w:lang w:val="uk-UA"/>
+        </w:rPr>
+        <w:drawing>
+          <wp:inline distT="0" distB="0" distL="114300" distR="114300">
+            <wp:extent cx="5941695" cy="3324860"/>
+            <wp:effectExtent l="0" t="0" r="1905" b="2540"/>
+            <wp:docPr id="2" name="Picture 2" descr="Снимок экрана 2026-09-16 в 13.49.07"/>
+            <wp:cNvGraphicFramePr>
+              <a:graphicFrameLocks xmlns:a="http://schemas.openxmlformats.org/drawingml/2006/main" noChangeAspect="1"/>
+            </wp:cNvGraphicFramePr>
+            <a:graphic xmlns:a="http://schemas.openxmlformats.org/drawingml/2006/main">
+              <a:graphicData uri="http://schemas.openxmlformats.org/drawingml/2006/picture">
+                <pic:pic xmlns:pic="http://schemas.openxmlformats.org/drawingml/2006/picture">
+                  <pic:nvPicPr>
+                    <pic:cNvPr id="2" name="Picture 2" descr="Снимок экрана 2026-09-16 в 13.49.07"/>
+                    <pic:cNvPicPr>
+                      <a:picLocks noChangeAspect="1"/>
+                    </pic:cNvPicPr>
+                  </pic:nvPicPr>
+                  <pic:blipFill>
+                    <a:blip r:embed="rId7"/>
+                    <a:stretch>
+                      <a:fillRect/>
+                    </a:stretch>
+                  </pic:blipFill>
+                  <pic:spPr>
+                    <a:xfrm>
+                      <a:off x="0" y="0"/>
+                      <a:ext cx="5941695" cy="3324860"/>
+                    </a:xfrm>
+                    <a:prstGeom prst="rect">
+                      <a:avLst/>
+                    </a:prstGeom>
+                  </pic:spPr>
+                </pic:pic>
+              </a:graphicData>
+            </a:graphic>
+          </wp:inline>
+        </w:drawing>
+      </w:r>
+    </w:p>
+    <w:p>
       <w:bookmarkStart w:id="0" w:name="_GoBack"/>
       <w:bookmarkEnd w:id="0"/>
     </w:p>
@@ -1567,9 +4142,9 @@
 <file path=word/numbering.xml><?xml version="1.0" encoding="utf-8"?>
 <w:numbering xmlns:wpc="http://schemas.microsoft.com/office/word/2010/wordprocessingCanvas" xmlns:mc="http://schemas.openxmlformats.org/markup-compatibility/2006" xmlns:o="urn:schemas-microsoft-com:office:office" xmlns:r="http://schemas.openxmlformats.org/officeDocument/2006/relationships" xmlns:m="http://schemas.openxmlformats.org/officeDocument/2006/math" xmlns:v="urn:schemas-microsoft-com:vml" xmlns:wp14="http://schemas.microsoft.com/office/word/2010/wordprocessingDrawing" xmlns:wp="http://schemas.openxmlformats.org/drawingml/2006/wordprocessingDrawing" xmlns:w10="urn:schemas-microsoft-com:office:word" xmlns:w="http://schemas.openxmlformats.org/wordprocessingml/2006/main" xmlns:w14="http://schemas.microsoft.com/office/word/2010/wordml" xmlns:wpg="http://schemas.microsoft.com/office/word/2010/wordprocessingGroup" xmlns:wpi="http://schemas.microsoft.com/office/word/2010/wordprocessingInk" xmlns:wne="http://schemas.microsoft.com/office/word/2006/wordml" xmlns:wps="http://schemas.microsoft.com/office/word/2010/wordprocessingShape" xmlns:wpsCustomData="http://www.wps.cn/officeDocument/2013/wpsCustomData" mc:Ignorable="w14 wp14">
   <w:abstractNum w:abstractNumId="0">
-    <w:nsid w:val="6CE54FE5"/>
+    <w:nsid w:val="61597136"/>
     <w:multiLevelType w:val="multilevel"/>
-    <w:tmpl w:val="6CE54FE5"/>
+    <w:tmpl w:val="61597136"/>
     <w:lvl w:ilvl="0" w:tentative="0">
       <w:start w:val="1"/>
       <w:numFmt w:val="decimal"/>
@@ -1655,7 +4230,99 @@
       </w:pPr>
     </w:lvl>
   </w:abstractNum>
+  <w:abstractNum w:abstractNumId="1">
+    <w:nsid w:val="6CE54FE5"/>
+    <w:multiLevelType w:val="multilevel"/>
+    <w:tmpl w:val="6CE54FE5"/>
+    <w:lvl w:ilvl="0" w:tentative="0">
+      <w:start w:val="1"/>
+      <w:numFmt w:val="decimal"/>
+      <w:lvlText w:val="%1)"/>
+      <w:lvlJc w:val="left"/>
+      <w:pPr>
+        <w:ind w:left="720" w:hanging="360"/>
+      </w:pPr>
+      <w:rPr>
+        <w:rFonts w:hint="default"/>
+      </w:rPr>
+    </w:lvl>
+    <w:lvl w:ilvl="1" w:tentative="0">
+      <w:start w:val="1"/>
+      <w:numFmt w:val="lowerLetter"/>
+      <w:lvlText w:val="%2."/>
+      <w:lvlJc w:val="left"/>
+      <w:pPr>
+        <w:ind w:left="1440" w:hanging="360"/>
+      </w:pPr>
+    </w:lvl>
+    <w:lvl w:ilvl="2" w:tentative="0">
+      <w:start w:val="1"/>
+      <w:numFmt w:val="lowerRoman"/>
+      <w:lvlText w:val="%3."/>
+      <w:lvlJc w:val="right"/>
+      <w:pPr>
+        <w:ind w:left="2160" w:hanging="180"/>
+      </w:pPr>
+    </w:lvl>
+    <w:lvl w:ilvl="3" w:tentative="0">
+      <w:start w:val="1"/>
+      <w:numFmt w:val="decimal"/>
+      <w:lvlText w:val="%4."/>
+      <w:lvlJc w:val="left"/>
+      <w:pPr>
+        <w:ind w:left="2880" w:hanging="360"/>
+      </w:pPr>
+    </w:lvl>
+    <w:lvl w:ilvl="4" w:tentative="0">
+      <w:start w:val="1"/>
+      <w:numFmt w:val="lowerLetter"/>
+      <w:lvlText w:val="%5."/>
+      <w:lvlJc w:val="left"/>
+      <w:pPr>
+        <w:ind w:left="3600" w:hanging="360"/>
+      </w:pPr>
+    </w:lvl>
+    <w:lvl w:ilvl="5" w:tentative="0">
+      <w:start w:val="1"/>
+      <w:numFmt w:val="lowerRoman"/>
+      <w:lvlText w:val="%6."/>
+      <w:lvlJc w:val="right"/>
+      <w:pPr>
+        <w:ind w:left="4320" w:hanging="180"/>
+      </w:pPr>
+    </w:lvl>
+    <w:lvl w:ilvl="6" w:tentative="0">
+      <w:start w:val="1"/>
+      <w:numFmt w:val="decimal"/>
+      <w:lvlText w:val="%7."/>
+      <w:lvlJc w:val="left"/>
+      <w:pPr>
+        <w:ind w:left="5040" w:hanging="360"/>
+      </w:pPr>
+    </w:lvl>
+    <w:lvl w:ilvl="7" w:tentative="0">
+      <w:start w:val="1"/>
+      <w:numFmt w:val="lowerLetter"/>
+      <w:lvlText w:val="%8."/>
+      <w:lvlJc w:val="left"/>
+      <w:pPr>
+        <w:ind w:left="5760" w:hanging="360"/>
+      </w:pPr>
+    </w:lvl>
+    <w:lvl w:ilvl="8" w:tentative="0">
+      <w:start w:val="1"/>
+      <w:numFmt w:val="lowerRoman"/>
+      <w:lvlText w:val="%9."/>
+      <w:lvlJc w:val="right"/>
+      <w:pPr>
+        <w:ind w:left="6480" w:hanging="180"/>
+      </w:pPr>
+    </w:lvl>
+  </w:abstractNum>
   <w:num w:numId="1">
+    <w:abstractNumId w:val="1"/>
+  </w:num>
+  <w:num w:numId="2">
     <w:abstractNumId w:val="0"/>
   </w:num>
 </w:numbering>
@@ -1666,162 +4333,162 @@
   <w:docDefaults>
     <w:rPrDefault>
       <w:rPr>
-        <w:rFonts w:ascii="Times New Roman" w:hAnsi="Times New Roman" w:eastAsia="SimSun" w:cs="Times New Roman"/>
+        <w:rFonts w:asciiTheme="minorHAnsi" w:hAnsiTheme="minorHAnsi" w:eastAsiaTheme="minorEastAsia" w:cstheme="minorBidi"/>
       </w:rPr>
     </w:rPrDefault>
     <w:pPrDefault/>
   </w:docDefaults>
   <w:latentStyles w:count="260" w:defQFormat="0" w:defUnhideWhenUsed="1" w:defSemiHidden="1" w:defUIPriority="99" w:defLockedState="0">
     <w:lsdException w:qFormat="1" w:unhideWhenUsed="0" w:uiPriority="0" w:semiHidden="0" w:name="Normal"/>
-    <w:lsdException w:qFormat="1" w:unhideWhenUsed="0" w:uiPriority="9" w:semiHidden="0" w:name="heading 1"/>
-    <w:lsdException w:qFormat="1" w:uiPriority="9" w:name="heading 2"/>
-    <w:lsdException w:qFormat="1" w:uiPriority="9" w:name="heading 3"/>
-    <w:lsdException w:qFormat="1" w:uiPriority="9" w:name="heading 4"/>
-    <w:lsdException w:qFormat="1" w:uiPriority="9" w:name="heading 5"/>
-    <w:lsdException w:qFormat="1" w:uiPriority="9" w:name="heading 6"/>
-    <w:lsdException w:qFormat="1" w:uiPriority="9" w:name="heading 7"/>
-    <w:lsdException w:qFormat="1" w:uiPriority="9" w:name="heading 8"/>
-    <w:lsdException w:qFormat="1" w:uiPriority="9" w:name="heading 9"/>
-    <w:lsdException w:uiPriority="99" w:name="index 1"/>
-    <w:lsdException w:uiPriority="99" w:name="index 2"/>
-    <w:lsdException w:uiPriority="99" w:name="index 3"/>
-    <w:lsdException w:uiPriority="99" w:name="index 4"/>
-    <w:lsdException w:uiPriority="99" w:name="index 5"/>
-    <w:lsdException w:uiPriority="99" w:name="index 6"/>
-    <w:lsdException w:uiPriority="99" w:name="index 7"/>
-    <w:lsdException w:uiPriority="99" w:name="index 8"/>
-    <w:lsdException w:uiPriority="99" w:name="index 9"/>
-    <w:lsdException w:uiPriority="39" w:name="toc 1"/>
-    <w:lsdException w:uiPriority="39" w:name="toc 2"/>
-    <w:lsdException w:uiPriority="39" w:name="toc 3"/>
-    <w:lsdException w:uiPriority="39" w:name="toc 4"/>
-    <w:lsdException w:uiPriority="39" w:name="toc 5"/>
-    <w:lsdException w:uiPriority="39" w:name="toc 6"/>
-    <w:lsdException w:uiPriority="39" w:name="toc 7"/>
-    <w:lsdException w:uiPriority="39" w:name="toc 8"/>
-    <w:lsdException w:uiPriority="39" w:name="toc 9"/>
-    <w:lsdException w:uiPriority="99" w:name="Normal Indent"/>
-    <w:lsdException w:uiPriority="99" w:name="footnote text"/>
-    <w:lsdException w:uiPriority="99" w:name="annotation text"/>
-    <w:lsdException w:uiPriority="99" w:name="header"/>
-    <w:lsdException w:uiPriority="99" w:name="footer"/>
-    <w:lsdException w:uiPriority="99" w:name="index heading"/>
-    <w:lsdException w:qFormat="1" w:uiPriority="35" w:name="caption"/>
-    <w:lsdException w:uiPriority="99" w:name="table of figures"/>
-    <w:lsdException w:uiPriority="99" w:name="envelope address"/>
-    <w:lsdException w:uiPriority="99" w:name="envelope return"/>
-    <w:lsdException w:uiPriority="99" w:name="footnote reference"/>
-    <w:lsdException w:uiPriority="99" w:name="annotation reference"/>
-    <w:lsdException w:uiPriority="99" w:name="line number"/>
-    <w:lsdException w:uiPriority="99" w:name="page number"/>
-    <w:lsdException w:uiPriority="99" w:name="endnote reference"/>
-    <w:lsdException w:uiPriority="99" w:name="endnote text"/>
-    <w:lsdException w:uiPriority="99" w:name="table of authorities"/>
-    <w:lsdException w:uiPriority="99" w:name="macro"/>
-    <w:lsdException w:uiPriority="99" w:name="toa heading"/>
-    <w:lsdException w:uiPriority="99" w:name="List"/>
-    <w:lsdException w:uiPriority="99" w:name="List Bullet"/>
-    <w:lsdException w:uiPriority="99" w:name="List Number"/>
-    <w:lsdException w:uiPriority="99" w:name="List 2"/>
-    <w:lsdException w:uiPriority="99" w:name="List 3"/>
-    <w:lsdException w:uiPriority="99" w:name="List 4"/>
-    <w:lsdException w:uiPriority="99" w:name="List 5"/>
-    <w:lsdException w:uiPriority="99" w:name="List Bullet 2"/>
-    <w:lsdException w:uiPriority="99" w:name="List Bullet 3"/>
-    <w:lsdException w:uiPriority="99" w:name="List Bullet 4"/>
-    <w:lsdException w:uiPriority="99" w:name="List Bullet 5"/>
-    <w:lsdException w:uiPriority="99" w:name="List Number 2"/>
-    <w:lsdException w:uiPriority="99" w:name="List Number 3"/>
-    <w:lsdException w:uiPriority="99" w:name="List Number 4"/>
-    <w:lsdException w:uiPriority="99" w:name="List Number 5"/>
-    <w:lsdException w:qFormat="1" w:unhideWhenUsed="0" w:uiPriority="10" w:semiHidden="0" w:name="Title"/>
-    <w:lsdException w:uiPriority="99" w:name="Closing"/>
-    <w:lsdException w:uiPriority="99" w:name="Signature"/>
-    <w:lsdException w:uiPriority="1" w:name="Default Paragraph Font"/>
-    <w:lsdException w:uiPriority="99" w:name="Body Text"/>
-    <w:lsdException w:uiPriority="99" w:name="Body Text Indent"/>
-    <w:lsdException w:uiPriority="99" w:name="List Continue"/>
-    <w:lsdException w:uiPriority="99" w:name="List Continue 2"/>
-    <w:lsdException w:uiPriority="99" w:name="List Continue 3"/>
-    <w:lsdException w:uiPriority="99" w:name="List Continue 4"/>
-    <w:lsdException w:uiPriority="99" w:name="List Continue 5"/>
-    <w:lsdException w:uiPriority="99" w:name="Message Header"/>
-    <w:lsdException w:qFormat="1" w:unhideWhenUsed="0" w:uiPriority="11" w:semiHidden="0" w:name="Subtitle"/>
-    <w:lsdException w:uiPriority="99" w:name="Salutation"/>
-    <w:lsdException w:uiPriority="99" w:name="Date"/>
-    <w:lsdException w:uiPriority="99" w:name="Body Text First Indent"/>
-    <w:lsdException w:uiPriority="99" w:name="Body Text First Indent 2"/>
-    <w:lsdException w:uiPriority="99" w:name="Note Heading"/>
-    <w:lsdException w:uiPriority="99" w:name="Body Text 2"/>
-    <w:lsdException w:uiPriority="99" w:name="Body Text 3"/>
-    <w:lsdException w:uiPriority="99" w:name="Body Text Indent 2"/>
-    <w:lsdException w:uiPriority="99" w:name="Body Text Indent 3"/>
-    <w:lsdException w:uiPriority="99" w:name="Block Text"/>
-    <w:lsdException w:uiPriority="99" w:name="Hyperlink"/>
-    <w:lsdException w:uiPriority="99" w:name="FollowedHyperlink"/>
-    <w:lsdException w:qFormat="1" w:unhideWhenUsed="0" w:uiPriority="22" w:semiHidden="0" w:name="Strong"/>
-    <w:lsdException w:qFormat="1" w:unhideWhenUsed="0" w:uiPriority="20" w:semiHidden="0" w:name="Emphasis"/>
-    <w:lsdException w:uiPriority="99" w:name="Document Map"/>
-    <w:lsdException w:uiPriority="99" w:name="Plain Text"/>
-    <w:lsdException w:uiPriority="99" w:name="E-mail Signature"/>
-    <w:lsdException w:uiPriority="99" w:name="Normal (Web)"/>
-    <w:lsdException w:uiPriority="99" w:name="HTML Acronym"/>
-    <w:lsdException w:uiPriority="99" w:name="HTML Address"/>
-    <w:lsdException w:uiPriority="99" w:name="HTML Cite"/>
-    <w:lsdException w:uiPriority="99" w:name="HTML Code"/>
-    <w:lsdException w:uiPriority="99" w:name="HTML Definition"/>
-    <w:lsdException w:uiPriority="99" w:name="HTML Keyboard"/>
-    <w:lsdException w:uiPriority="99" w:name="HTML Preformatted"/>
-    <w:lsdException w:uiPriority="99" w:name="HTML Sample"/>
-    <w:lsdException w:uiPriority="99" w:name="HTML Typewriter"/>
-    <w:lsdException w:uiPriority="99" w:name="HTML Variable"/>
-    <w:lsdException w:uiPriority="99" w:name="Normal Table"/>
-    <w:lsdException w:uiPriority="99" w:name="annotation subject"/>
-    <w:lsdException w:uiPriority="99" w:name="Table Simple 1"/>
-    <w:lsdException w:uiPriority="99" w:name="Table Simple 2"/>
-    <w:lsdException w:uiPriority="99" w:name="Table Simple 3"/>
-    <w:lsdException w:uiPriority="99" w:name="Table Classic 1"/>
-    <w:lsdException w:uiPriority="99" w:name="Table Classic 2"/>
-    <w:lsdException w:uiPriority="99" w:name="Table Classic 3"/>
-    <w:lsdException w:uiPriority="99" w:name="Table Classic 4"/>
-    <w:lsdException w:uiPriority="99" w:name="Table Colorful 1"/>
-    <w:lsdException w:uiPriority="99" w:name="Table Colorful 2"/>
-    <w:lsdException w:uiPriority="99" w:name="Table Colorful 3"/>
-    <w:lsdException w:uiPriority="99" w:name="Table Columns 1"/>
-    <w:lsdException w:uiPriority="99" w:name="Table Columns 2"/>
-    <w:lsdException w:uiPriority="99" w:name="Table Columns 3"/>
-    <w:lsdException w:uiPriority="99" w:name="Table Columns 4"/>
-    <w:lsdException w:uiPriority="99" w:name="Table Columns 5"/>
-    <w:lsdException w:uiPriority="99" w:name="Table Grid 1"/>
-    <w:lsdException w:uiPriority="99" w:name="Table Grid 2"/>
-    <w:lsdException w:uiPriority="99" w:name="Table Grid 3"/>
-    <w:lsdException w:uiPriority="99" w:name="Table Grid 4"/>
-    <w:lsdException w:uiPriority="99" w:name="Table Grid 5"/>
-    <w:lsdException w:uiPriority="99" w:name="Table Grid 6"/>
-    <w:lsdException w:uiPriority="99" w:name="Table Grid 7"/>
-    <w:lsdException w:uiPriority="99" w:name="Table Grid 8"/>
-    <w:lsdException w:uiPriority="99" w:name="Table List 1"/>
-    <w:lsdException w:uiPriority="99" w:name="Table List 2"/>
-    <w:lsdException w:uiPriority="99" w:name="Table List 3"/>
-    <w:lsdException w:uiPriority="99" w:name="Table List 4"/>
-    <w:lsdException w:uiPriority="99" w:name="Table List 5"/>
-    <w:lsdException w:uiPriority="99" w:name="Table List 6"/>
-    <w:lsdException w:uiPriority="99" w:name="Table List 7"/>
-    <w:lsdException w:uiPriority="99" w:name="Table List 8"/>
-    <w:lsdException w:uiPriority="99" w:name="Table 3D effects 1"/>
-    <w:lsdException w:uiPriority="99" w:name="Table 3D effects 2"/>
-    <w:lsdException w:uiPriority="99" w:name="Table 3D effects 3"/>
-    <w:lsdException w:uiPriority="99" w:name="Table Contemporary"/>
-    <w:lsdException w:uiPriority="99" w:name="Table Elegant"/>
-    <w:lsdException w:uiPriority="99" w:name="Table Professional"/>
-    <w:lsdException w:uiPriority="99" w:name="Table Subtle 1"/>
-    <w:lsdException w:uiPriority="99" w:name="Table Subtle 2"/>
-    <w:lsdException w:uiPriority="99" w:name="Table Web 1"/>
-    <w:lsdException w:uiPriority="99" w:name="Table Web 2"/>
-    <w:lsdException w:uiPriority="99" w:name="Table Web 3"/>
-    <w:lsdException w:uiPriority="99" w:name="Balloon Text"/>
+    <w:lsdException w:qFormat="1" w:unhideWhenUsed="0" w:uiPriority="0" w:semiHidden="0" w:name="heading 1"/>
+    <w:lsdException w:qFormat="1" w:uiPriority="0" w:name="heading 2"/>
+    <w:lsdException w:qFormat="1" w:uiPriority="0" w:name="heading 3"/>
+    <w:lsdException w:qFormat="1" w:uiPriority="0" w:name="heading 4"/>
+    <w:lsdException w:qFormat="1" w:uiPriority="0" w:name="heading 5"/>
+    <w:lsdException w:qFormat="1" w:uiPriority="0" w:name="heading 6"/>
+    <w:lsdException w:qFormat="1" w:uiPriority="0" w:name="heading 7"/>
+    <w:lsdException w:qFormat="1" w:uiPriority="0" w:name="heading 8"/>
+    <w:lsdException w:qFormat="1" w:uiPriority="0" w:name="heading 9"/>
+    <w:lsdException w:unhideWhenUsed="0" w:uiPriority="0" w:semiHidden="0" w:name="index 1"/>
+    <w:lsdException w:unhideWhenUsed="0" w:uiPriority="0" w:semiHidden="0" w:name="index 2"/>
+    <w:lsdException w:unhideWhenUsed="0" w:uiPriority="0" w:semiHidden="0" w:name="index 3"/>
+    <w:lsdException w:unhideWhenUsed="0" w:uiPriority="0" w:semiHidden="0" w:name="index 4"/>
+    <w:lsdException w:unhideWhenUsed="0" w:uiPriority="0" w:semiHidden="0" w:name="index 5"/>
+    <w:lsdException w:unhideWhenUsed="0" w:uiPriority="0" w:semiHidden="0" w:name="index 6"/>
+    <w:lsdException w:unhideWhenUsed="0" w:uiPriority="0" w:semiHidden="0" w:name="index 7"/>
+    <w:lsdException w:unhideWhenUsed="0" w:uiPriority="0" w:semiHidden="0" w:name="index 8"/>
+    <w:lsdException w:unhideWhenUsed="0" w:uiPriority="0" w:semiHidden="0" w:name="index 9"/>
+    <w:lsdException w:unhideWhenUsed="0" w:uiPriority="0" w:semiHidden="0" w:name="toc 1"/>
+    <w:lsdException w:unhideWhenUsed="0" w:uiPriority="0" w:semiHidden="0" w:name="toc 2"/>
+    <w:lsdException w:unhideWhenUsed="0" w:uiPriority="0" w:semiHidden="0" w:name="toc 3"/>
+    <w:lsdException w:unhideWhenUsed="0" w:uiPriority="0" w:semiHidden="0" w:name="toc 4"/>
+    <w:lsdException w:unhideWhenUsed="0" w:uiPriority="0" w:semiHidden="0" w:name="toc 5"/>
+    <w:lsdException w:unhideWhenUsed="0" w:uiPriority="0" w:semiHidden="0" w:name="toc 6"/>
+    <w:lsdException w:unhideWhenUsed="0" w:uiPriority="0" w:semiHidden="0" w:name="toc 7"/>
+    <w:lsdException w:unhideWhenUsed="0" w:uiPriority="0" w:semiHidden="0" w:name="toc 8"/>
+    <w:lsdException w:unhideWhenUsed="0" w:uiPriority="0" w:semiHidden="0" w:name="toc 9"/>
+    <w:lsdException w:unhideWhenUsed="0" w:uiPriority="0" w:semiHidden="0" w:name="Normal Indent"/>
+    <w:lsdException w:unhideWhenUsed="0" w:uiPriority="0" w:semiHidden="0" w:name="footnote text"/>
+    <w:lsdException w:unhideWhenUsed="0" w:uiPriority="0" w:semiHidden="0" w:name="annotation text"/>
+    <w:lsdException w:unhideWhenUsed="0" w:uiPriority="0" w:semiHidden="0" w:name="header"/>
+    <w:lsdException w:unhideWhenUsed="0" w:uiPriority="0" w:semiHidden="0" w:name="footer"/>
+    <w:lsdException w:unhideWhenUsed="0" w:uiPriority="0" w:semiHidden="0" w:name="index heading"/>
+    <w:lsdException w:qFormat="1" w:uiPriority="0" w:name="caption"/>
+    <w:lsdException w:unhideWhenUsed="0" w:uiPriority="0" w:semiHidden="0" w:name="table of figures"/>
+    <w:lsdException w:unhideWhenUsed="0" w:uiPriority="0" w:semiHidden="0" w:name="envelope address"/>
+    <w:lsdException w:unhideWhenUsed="0" w:uiPriority="0" w:semiHidden="0" w:name="envelope return"/>
+    <w:lsdException w:unhideWhenUsed="0" w:uiPriority="0" w:semiHidden="0" w:name="footnote reference"/>
+    <w:lsdException w:unhideWhenUsed="0" w:uiPriority="0" w:semiHidden="0" w:name="annotation reference"/>
+    <w:lsdException w:unhideWhenUsed="0" w:uiPriority="0" w:semiHidden="0" w:name="line number"/>
+    <w:lsdException w:unhideWhenUsed="0" w:uiPriority="0" w:semiHidden="0" w:name="page number"/>
+    <w:lsdException w:unhideWhenUsed="0" w:uiPriority="0" w:semiHidden="0" w:name="endnote reference"/>
+    <w:lsdException w:unhideWhenUsed="0" w:uiPriority="0" w:semiHidden="0" w:name="endnote text"/>
+    <w:lsdException w:unhideWhenUsed="0" w:uiPriority="0" w:semiHidden="0" w:name="table of authorities"/>
+    <w:lsdException w:unhideWhenUsed="0" w:uiPriority="0" w:semiHidden="0" w:name="macro"/>
+    <w:lsdException w:unhideWhenUsed="0" w:uiPriority="0" w:semiHidden="0" w:name="toa heading"/>
+    <w:lsdException w:unhideWhenUsed="0" w:uiPriority="0" w:semiHidden="0" w:name="List"/>
+    <w:lsdException w:unhideWhenUsed="0" w:uiPriority="0" w:semiHidden="0" w:name="List Bullet"/>
+    <w:lsdException w:unhideWhenUsed="0" w:uiPriority="0" w:semiHidden="0" w:name="List Number"/>
+    <w:lsdException w:unhideWhenUsed="0" w:uiPriority="0" w:semiHidden="0" w:name="List 2"/>
+    <w:lsdException w:unhideWhenUsed="0" w:uiPriority="0" w:semiHidden="0" w:name="List 3"/>
+    <w:lsdException w:unhideWhenUsed="0" w:uiPriority="0" w:semiHidden="0" w:name="List 4"/>
+    <w:lsdException w:unhideWhenUsed="0" w:uiPriority="0" w:semiHidden="0" w:name="List 5"/>
+    <w:lsdException w:unhideWhenUsed="0" w:uiPriority="0" w:semiHidden="0" w:name="List Bullet 2"/>
+    <w:lsdException w:unhideWhenUsed="0" w:uiPriority="0" w:semiHidden="0" w:name="List Bullet 3"/>
+    <w:lsdException w:unhideWhenUsed="0" w:uiPriority="0" w:semiHidden="0" w:name="List Bullet 4"/>
+    <w:lsdException w:unhideWhenUsed="0" w:uiPriority="0" w:semiHidden="0" w:name="List Bullet 5"/>
+    <w:lsdException w:unhideWhenUsed="0" w:uiPriority="0" w:semiHidden="0" w:name="List Number 2"/>
+    <w:lsdException w:unhideWhenUsed="0" w:uiPriority="0" w:semiHidden="0" w:name="List Number 3"/>
+    <w:lsdException w:unhideWhenUsed="0" w:uiPriority="0" w:semiHidden="0" w:name="List Number 4"/>
+    <w:lsdException w:unhideWhenUsed="0" w:uiPriority="0" w:semiHidden="0" w:name="List Number 5"/>
+    <w:lsdException w:qFormat="1" w:unhideWhenUsed="0" w:uiPriority="0" w:semiHidden="0" w:name="Title"/>
+    <w:lsdException w:unhideWhenUsed="0" w:uiPriority="0" w:semiHidden="0" w:name="Closing"/>
+    <w:lsdException w:unhideWhenUsed="0" w:uiPriority="0" w:semiHidden="0" w:name="Signature"/>
+    <w:lsdException w:unhideWhenUsed="0" w:uiPriority="0" w:name="Default Paragraph Font"/>
+    <w:lsdException w:unhideWhenUsed="0" w:uiPriority="0" w:semiHidden="0" w:name="Body Text"/>
+    <w:lsdException w:unhideWhenUsed="0" w:uiPriority="0" w:semiHidden="0" w:name="Body Text Indent"/>
+    <w:lsdException w:unhideWhenUsed="0" w:uiPriority="0" w:semiHidden="0" w:name="List Continue"/>
+    <w:lsdException w:unhideWhenUsed="0" w:uiPriority="0" w:semiHidden="0" w:name="List Continue 2"/>
+    <w:lsdException w:unhideWhenUsed="0" w:uiPriority="0" w:semiHidden="0" w:name="List Continue 3"/>
+    <w:lsdException w:unhideWhenUsed="0" w:uiPriority="0" w:semiHidden="0" w:name="List Continue 4"/>
+    <w:lsdException w:unhideWhenUsed="0" w:uiPriority="0" w:semiHidden="0" w:name="List Continue 5"/>
+    <w:lsdException w:unhideWhenUsed="0" w:uiPriority="0" w:semiHidden="0" w:name="Message Header"/>
+    <w:lsdException w:qFormat="1" w:unhideWhenUsed="0" w:uiPriority="0" w:semiHidden="0" w:name="Subtitle"/>
+    <w:lsdException w:unhideWhenUsed="0" w:uiPriority="0" w:semiHidden="0" w:name="Salutation"/>
+    <w:lsdException w:unhideWhenUsed="0" w:uiPriority="0" w:semiHidden="0" w:name="Date"/>
+    <w:lsdException w:unhideWhenUsed="0" w:uiPriority="0" w:semiHidden="0" w:name="Body Text First Indent"/>
+    <w:lsdException w:unhideWhenUsed="0" w:uiPriority="0" w:semiHidden="0" w:name="Body Text First Indent 2"/>
+    <w:lsdException w:unhideWhenUsed="0" w:uiPriority="0" w:semiHidden="0" w:name="Note Heading"/>
+    <w:lsdException w:unhideWhenUsed="0" w:uiPriority="0" w:semiHidden="0" w:name="Body Text 2"/>
+    <w:lsdException w:unhideWhenUsed="0" w:uiPriority="0" w:semiHidden="0" w:name="Body Text 3"/>
+    <w:lsdException w:unhideWhenUsed="0" w:uiPriority="0" w:semiHidden="0" w:name="Body Text Indent 2"/>
+    <w:lsdException w:unhideWhenUsed="0" w:uiPriority="0" w:semiHidden="0" w:name="Body Text Indent 3"/>
+    <w:lsdException w:unhideWhenUsed="0" w:uiPriority="0" w:semiHidden="0" w:name="Block Text"/>
+    <w:lsdException w:unhideWhenUsed="0" w:uiPriority="0" w:semiHidden="0" w:name="Hyperlink"/>
+    <w:lsdException w:unhideWhenUsed="0" w:uiPriority="0" w:semiHidden="0" w:name="FollowedHyperlink"/>
+    <w:lsdException w:qFormat="1" w:unhideWhenUsed="0" w:uiPriority="0" w:semiHidden="0" w:name="Strong"/>
+    <w:lsdException w:qFormat="1" w:unhideWhenUsed="0" w:uiPriority="0" w:semiHidden="0" w:name="Emphasis"/>
+    <w:lsdException w:unhideWhenUsed="0" w:uiPriority="0" w:semiHidden="0" w:name="Document Map"/>
+    <w:lsdException w:unhideWhenUsed="0" w:uiPriority="0" w:semiHidden="0" w:name="Plain Text"/>
+    <w:lsdException w:unhideWhenUsed="0" w:uiPriority="0" w:semiHidden="0" w:name="E-mail Signature"/>
+    <w:lsdException w:unhideWhenUsed="0" w:uiPriority="0" w:semiHidden="0" w:name="Normal (Web)"/>
+    <w:lsdException w:unhideWhenUsed="0" w:uiPriority="0" w:semiHidden="0" w:name="HTML Acronym"/>
+    <w:lsdException w:unhideWhenUsed="0" w:uiPriority="0" w:semiHidden="0" w:name="HTML Address"/>
+    <w:lsdException w:unhideWhenUsed="0" w:uiPriority="0" w:semiHidden="0" w:name="HTML Cite"/>
+    <w:lsdException w:unhideWhenUsed="0" w:uiPriority="0" w:semiHidden="0" w:name="HTML Code"/>
+    <w:lsdException w:unhideWhenUsed="0" w:uiPriority="0" w:semiHidden="0" w:name="HTML Definition"/>
+    <w:lsdException w:unhideWhenUsed="0" w:uiPriority="0" w:semiHidden="0" w:name="HTML Keyboard"/>
+    <w:lsdException w:unhideWhenUsed="0" w:uiPriority="0" w:semiHidden="0" w:name="HTML Preformatted"/>
+    <w:lsdException w:unhideWhenUsed="0" w:uiPriority="0" w:semiHidden="0" w:name="HTML Sample"/>
+    <w:lsdException w:unhideWhenUsed="0" w:uiPriority="0" w:semiHidden="0" w:name="HTML Typewriter"/>
+    <w:lsdException w:unhideWhenUsed="0" w:uiPriority="0" w:semiHidden="0" w:name="HTML Variable"/>
+    <w:lsdException w:unhideWhenUsed="0" w:uiPriority="0" w:name="Normal Table"/>
+    <w:lsdException w:unhideWhenUsed="0" w:uiPriority="0" w:semiHidden="0" w:name="annotation subject"/>
+    <w:lsdException w:unhideWhenUsed="0" w:uiPriority="0" w:semiHidden="0" w:name="Table Simple 1"/>
+    <w:lsdException w:unhideWhenUsed="0" w:uiPriority="0" w:semiHidden="0" w:name="Table Simple 2"/>
+    <w:lsdException w:unhideWhenUsed="0" w:uiPriority="0" w:semiHidden="0" w:name="Table Simple 3"/>
+    <w:lsdException w:unhideWhenUsed="0" w:uiPriority="0" w:semiHidden="0" w:name="Table Classic 1"/>
+    <w:lsdException w:unhideWhenUsed="0" w:uiPriority="0" w:semiHidden="0" w:name="Table Classic 2"/>
+    <w:lsdException w:unhideWhenUsed="0" w:uiPriority="0" w:semiHidden="0" w:name="Table Classic 3"/>
+    <w:lsdException w:unhideWhenUsed="0" w:uiPriority="0" w:semiHidden="0" w:name="Table Classic 4"/>
+    <w:lsdException w:unhideWhenUsed="0" w:uiPriority="0" w:semiHidden="0" w:name="Table Colorful 1"/>
+    <w:lsdException w:unhideWhenUsed="0" w:uiPriority="0" w:semiHidden="0" w:name="Table Colorful 2"/>
+    <w:lsdException w:unhideWhenUsed="0" w:uiPriority="0" w:semiHidden="0" w:name="Table Colorful 3"/>
+    <w:lsdException w:unhideWhenUsed="0" w:uiPriority="0" w:semiHidden="0" w:name="Table Columns 1"/>
+    <w:lsdException w:unhideWhenUsed="0" w:uiPriority="0" w:semiHidden="0" w:name="Table Columns 2"/>
+    <w:lsdException w:unhideWhenUsed="0" w:uiPriority="0" w:semiHidden="0" w:name="Table Columns 3"/>
+    <w:lsdException w:unhideWhenUsed="0" w:uiPriority="0" w:semiHidden="0" w:name="Table Columns 4"/>
+    <w:lsdException w:unhideWhenUsed="0" w:uiPriority="0" w:semiHidden="0" w:name="Table Columns 5"/>
+    <w:lsdException w:unhideWhenUsed="0" w:uiPriority="0" w:semiHidden="0" w:name="Table Grid 1"/>
+    <w:lsdException w:unhideWhenUsed="0" w:uiPriority="0" w:semiHidden="0" w:name="Table Grid 2"/>
+    <w:lsdException w:unhideWhenUsed="0" w:uiPriority="0" w:semiHidden="0" w:name="Table Grid 3"/>
+    <w:lsdException w:unhideWhenUsed="0" w:uiPriority="0" w:semiHidden="0" w:name="Table Grid 4"/>
+    <w:lsdException w:unhideWhenUsed="0" w:uiPriority="0" w:semiHidden="0" w:name="Table Grid 5"/>
+    <w:lsdException w:unhideWhenUsed="0" w:uiPriority="0" w:semiHidden="0" w:name="Table Grid 6"/>
+    <w:lsdException w:unhideWhenUsed="0" w:uiPriority="0" w:semiHidden="0" w:name="Table Grid 7"/>
+    <w:lsdException w:unhideWhenUsed="0" w:uiPriority="0" w:semiHidden="0" w:name="Table Grid 8"/>
+    <w:lsdException w:unhideWhenUsed="0" w:uiPriority="0" w:semiHidden="0" w:name="Table List 1"/>
+    <w:lsdException w:unhideWhenUsed="0" w:uiPriority="0" w:semiHidden="0" w:name="Table List 2"/>
+    <w:lsdException w:unhideWhenUsed="0" w:uiPriority="0" w:semiHidden="0" w:name="Table List 3"/>
+    <w:lsdException w:unhideWhenUsed="0" w:uiPriority="0" w:semiHidden="0" w:name="Table List 4"/>
+    <w:lsdException w:unhideWhenUsed="0" w:uiPriority="0" w:semiHidden="0" w:name="Table List 5"/>
+    <w:lsdException w:unhideWhenUsed="0" w:uiPriority="0" w:semiHidden="0" w:name="Table List 6"/>
+    <w:lsdException w:unhideWhenUsed="0" w:uiPriority="0" w:semiHidden="0" w:name="Table List 7"/>
+    <w:lsdException w:unhideWhenUsed="0" w:uiPriority="0" w:semiHidden="0" w:name="Table List 8"/>
+    <w:lsdException w:unhideWhenUsed="0" w:uiPriority="0" w:semiHidden="0" w:name="Table 3D effects 1"/>
+    <w:lsdException w:unhideWhenUsed="0" w:uiPriority="0" w:semiHidden="0" w:name="Table 3D effects 2"/>
+    <w:lsdException w:unhideWhenUsed="0" w:uiPriority="0" w:semiHidden="0" w:name="Table 3D effects 3"/>
+    <w:lsdException w:unhideWhenUsed="0" w:uiPriority="0" w:semiHidden="0" w:name="Table Contemporary"/>
+    <w:lsdException w:unhideWhenUsed="0" w:uiPriority="0" w:semiHidden="0" w:name="Table Elegant"/>
+    <w:lsdException w:unhideWhenUsed="0" w:uiPriority="0" w:semiHidden="0" w:name="Table Professional"/>
+    <w:lsdException w:unhideWhenUsed="0" w:uiPriority="0" w:semiHidden="0" w:name="Table Subtle 1"/>
+    <w:lsdException w:unhideWhenUsed="0" w:uiPriority="0" w:semiHidden="0" w:name="Table Subtle 2"/>
+    <w:lsdException w:unhideWhenUsed="0" w:uiPriority="0" w:semiHidden="0" w:name="Table Web 1"/>
+    <w:lsdException w:unhideWhenUsed="0" w:uiPriority="0" w:semiHidden="0" w:name="Table Web 2"/>
+    <w:lsdException w:unhideWhenUsed="0" w:uiPriority="0" w:semiHidden="0" w:name="Table Web 3"/>
+    <w:lsdException w:unhideWhenUsed="0" w:uiPriority="0" w:semiHidden="0" w:name="Balloon Text"/>
     <w:lsdException w:unhideWhenUsed="0" w:uiPriority="39" w:semiHidden="0" w:name="Table Grid"/>
-    <w:lsdException w:uiPriority="99" w:name="Table Theme"/>
+    <w:lsdException w:unhideWhenUsed="0" w:uiPriority="0" w:semiHidden="0" w:name="Table Theme"/>
     <w:lsdException w:unhideWhenUsed="0" w:uiPriority="60" w:semiHidden="0" w:name="Light Shading"/>
     <w:lsdException w:unhideWhenUsed="0" w:uiPriority="61" w:semiHidden="0" w:name="Light List"/>
     <w:lsdException w:unhideWhenUsed="0" w:uiPriority="62" w:semiHidden="0" w:name="Light Grid"/>
@@ -1941,14 +4608,12 @@
   <w:style w:type="character" w:default="1" w:styleId="2">
     <w:name w:val="Default Paragraph Font"/>
     <w:semiHidden/>
-    <w:unhideWhenUsed/>
-    <w:uiPriority w:val="1"/>
+    <w:uiPriority w:val="0"/>
   </w:style>
   <w:style w:type="table" w:default="1" w:styleId="3">
     <w:name w:val="Normal Table"/>
     <w:semiHidden/>
-    <w:unhideWhenUsed/>
-    <w:uiPriority w:val="99"/>
+    <w:uiPriority w:val="0"/>
     <w:tblPr>
       <w:tblCellMar>
         <w:top w:w="0" w:type="dxa"/>
@@ -1990,9 +4655,9 @@
 </file>
 
 <file path=word/theme/theme1.xml><?xml version="1.0" encoding="utf-8"?>
-<a:theme xmlns:a="http://schemas.openxmlformats.org/drawingml/2006/main" name="Office Theme">
+<a:theme xmlns:a="http://schemas.openxmlformats.org/drawingml/2006/main" name="WPS">
   <a:themeElements>
-    <a:clrScheme name="Office">
+    <a:clrScheme name="WPS">
       <a:dk1>
         <a:sysClr val="windowText" lastClr="000000"/>
       </a:dk1>
@@ -2006,38 +4671,38 @@
         <a:srgbClr val="E7E6E6"/>
       </a:lt2>
       <a:accent1>
-        <a:srgbClr val="4472C4"/>
+        <a:srgbClr val="4874CB"/>
       </a:accent1>
       <a:accent2>
-        <a:srgbClr val="ED7D31"/>
+        <a:srgbClr val="EE822F"/>
       </a:accent2>
       <a:accent3>
-        <a:srgbClr val="A5A5A5"/>
+        <a:srgbClr val="F2BA02"/>
       </a:accent3>
       <a:accent4>
-        <a:srgbClr val="FFC000"/>
+        <a:srgbClr val="75BD42"/>
       </a:accent4>
       <a:accent5>
-        <a:srgbClr val="5B9BD5"/>
+        <a:srgbClr val="30C0B4"/>
       </a:accent5>
       <a:accent6>
-        <a:srgbClr val="70AD47"/>
+        <a:srgbClr val="E54C5E"/>
       </a:accent6>
       <a:hlink>
-        <a:srgbClr val="0563C1"/>
+        <a:srgbClr val="0026E5"/>
       </a:hlink>
       <a:folHlink>
-        <a:srgbClr val="954F72"/>
+        <a:srgbClr val="7E1FAD"/>
       </a:folHlink>
     </a:clrScheme>
-    <a:fontScheme name="Office">
+    <a:fontScheme name="WPS">
       <a:majorFont>
         <a:latin typeface="Calibri Light"/>
         <a:ea typeface=""/>
         <a:cs typeface=""/>
         <a:font script="Jpan" typeface="游ゴシック Light"/>
         <a:font script="Hang" typeface="맑은 고딕"/>
-        <a:font script="Hans" typeface="等线 Light"/>
+        <a:font script="Hans" typeface="宋体"/>
         <a:font script="Hant" typeface="新細明體"/>
         <a:font script="Arab" typeface="Times New Roman"/>
         <a:font script="Hebr" typeface="Times New Roman"/>
@@ -2072,7 +4737,7 @@
         <a:cs typeface=""/>
         <a:font script="Jpan" typeface="游明朝"/>
         <a:font script="Hang" typeface="맑은 고딕"/>
-        <a:font script="Hans" typeface="等线"/>
+        <a:font script="Hans" typeface="宋体"/>
         <a:font script="Hant" typeface="新細明體"/>
         <a:font script="Arab" typeface="Arial"/>
         <a:font script="Hebr" typeface="Arial"/>
@@ -2102,66 +4767,40 @@
         <a:font script="Geor" typeface="Sylfaen"/>
       </a:minorFont>
     </a:fontScheme>
-    <a:fmtScheme name="Office">
+    <a:fmtScheme name="WPS">
       <a:fillStyleLst>
         <a:solidFill>
           <a:schemeClr val="phClr"/>
         </a:solidFill>
-        <a:gradFill rotWithShape="1">
+        <a:gradFill>
           <a:gsLst>
             <a:gs pos="0">
               <a:schemeClr val="phClr">
-                <a:lumMod val="110000"/>
-                <a:satMod val="105000"/>
-                <a:tint val="67000"/>
-              </a:schemeClr>
-            </a:gs>
-            <a:gs pos="50000">
-              <a:schemeClr val="phClr">
-                <a:lumMod val="105000"/>
-                <a:satMod val="103000"/>
-                <a:tint val="73000"/>
+                <a:lumOff val="17500"/>
               </a:schemeClr>
             </a:gs>
             <a:gs pos="100000">
-              <a:schemeClr val="phClr">
-                <a:lumMod val="105000"/>
-                <a:satMod val="109000"/>
-                <a:tint val="81000"/>
-              </a:schemeClr>
+              <a:schemeClr val="phClr"/>
             </a:gs>
           </a:gsLst>
-          <a:lin ang="5400000" scaled="0"/>
+          <a:lin ang="2700000" scaled="0"/>
         </a:gradFill>
-        <a:gradFill rotWithShape="1">
+        <a:gradFill>
           <a:gsLst>
             <a:gs pos="0">
               <a:schemeClr val="phClr">
-                <a:satMod val="103000"/>
-                <a:lumMod val="102000"/>
-                <a:tint val="94000"/>
-              </a:schemeClr>
-            </a:gs>
-            <a:gs pos="50000">
-              <a:schemeClr val="phClr">
-                <a:satMod val="110000"/>
-                <a:lumMod val="100000"/>
-                <a:shade val="100000"/>
+                <a:hueOff val="-2520000"/>
               </a:schemeClr>
             </a:gs>
             <a:gs pos="100000">
-              <a:schemeClr val="phClr">
-                <a:lumMod val="99000"/>
-                <a:satMod val="120000"/>
-                <a:shade val="78000"/>
-              </a:schemeClr>
+              <a:schemeClr val="phClr"/>
             </a:gs>
           </a:gsLst>
-          <a:lin ang="5400000" scaled="0"/>
+          <a:lin ang="2700000" scaled="0"/>
         </a:gradFill>
       </a:fillStyleLst>
       <a:lnStyleLst>
-        <a:ln w="6350" cap="flat" cmpd="sng" algn="ctr">
+        <a:ln w="12700" cap="flat" cmpd="sng" algn="ctr">
           <a:solidFill>
             <a:schemeClr val="phClr"/>
           </a:solidFill>
@@ -2175,20 +4814,38 @@
           <a:prstDash val="solid"/>
           <a:miter lim="800000"/>
         </a:ln>
-        <a:ln w="19050" cap="flat" cmpd="sng" algn="ctr">
-          <a:solidFill>
-            <a:schemeClr val="phClr"/>
-          </a:solidFill>
+        <a:ln w="12700" cap="flat" cmpd="sng" algn="ctr">
+          <a:gradFill>
+            <a:gsLst>
+              <a:gs pos="0">
+                <a:schemeClr val="phClr">
+                  <a:hueOff val="-4200000"/>
+                </a:schemeClr>
+              </a:gs>
+              <a:gs pos="100000">
+                <a:schemeClr val="phClr"/>
+              </a:gs>
+            </a:gsLst>
+            <a:lin ang="2700000" scaled="1"/>
+          </a:gradFill>
           <a:prstDash val="solid"/>
           <a:miter lim="800000"/>
         </a:ln>
       </a:lnStyleLst>
       <a:effectStyleLst>
         <a:effectStyle>
-          <a:effectLst/>
+          <a:effectLst>
+            <a:outerShdw blurRad="101600" dist="50800" dir="5400000" algn="ctr" rotWithShape="0">
+              <a:schemeClr val="phClr">
+                <a:alpha val="60000"/>
+              </a:schemeClr>
+            </a:outerShdw>
+          </a:effectLst>
         </a:effectStyle>
         <a:effectStyle>
-          <a:effectLst/>
+          <a:effectLst>
+            <a:reflection stA="50000" endA="300" endPos="40000" dist="25400" dir="5400000" sy="-100000" algn="bl" rotWithShape="0"/>
+          </a:effectLst>
         </a:effectStyle>
         <a:effectStyle>
           <a:effectLst>
